--- a/docs/paper/manuscript.docx
+++ b/docs/paper/manuscript.docx
@@ -7,25 +7,7 @@
         <w:pStyle w:val="Title"/>
       </w:pPr>
       <w:r>
-        <w:t xml:space="preserve">Ensemble</w:t>
-      </w:r>
-      <w:r>
-        <w:t xml:space="preserve"> </w:t>
-      </w:r>
-      <w:r>
-        <w:t xml:space="preserve">Kalman</w:t>
-      </w:r>
-      <w:r>
-        <w:t xml:space="preserve"> </w:t>
-      </w:r>
-      <w:r>
-        <w:t xml:space="preserve">smoothing</w:t>
-      </w:r>
-      <w:r>
-        <w:t xml:space="preserve"> </w:t>
-      </w:r>
-      <w:r>
-        <w:t xml:space="preserve">of</w:t>
+        <w:t xml:space="preserve">Inverting</w:t>
       </w:r>
       <w:r>
         <w:t xml:space="preserve"> </w:t>
@@ -67,25 +49,73 @@
         <w:t xml:space="preserve"> </w:t>
       </w:r>
       <w:r>
+        <w:t xml:space="preserve">ensemble</w:t>
+      </w:r>
+      <w:r>
+        <w:t xml:space="preserve"> </w:t>
+      </w:r>
+      <w:r>
+        <w:t xml:space="preserve">smoothing,</w:t>
+      </w:r>
+      <w:r>
+        <w:t xml:space="preserve"> </w:t>
+      </w:r>
+      <w:r>
+        <w:t xml:space="preserve">exact</w:t>
+      </w:r>
+      <w:r>
+        <w:t xml:space="preserve"> </w:t>
+      </w:r>
+      <w:r>
+        <w:t xml:space="preserve">composition</w:t>
+      </w:r>
+      <w:r>
+        <w:t xml:space="preserve"> </w:t>
+      </w:r>
+      <w:r>
+        <w:t xml:space="preserve">on</w:t>
+      </w:r>
+      <w:r>
+        <w:t xml:space="preserve"> </w:t>
+      </w:r>
+      <w:r>
+        <w:t xml:space="preserve">a</w:t>
+      </w:r>
+      <w:r>
+        <w:t xml:space="preserve"> </w:t>
+      </w:r>
+      <w:r>
         <w:t xml:space="preserve">depth</w:t>
       </w:r>
       <w:r>
         <w:t xml:space="preserve"> </w:t>
       </w:r>
       <w:r>
-        <w:t xml:space="preserve">to</w:t>
-      </w:r>
-      <w:r>
-        <w:t xml:space="preserve"> </w:t>
-      </w:r>
-      <w:r>
-        <w:t xml:space="preserve">bedrock</w:t>
-      </w:r>
-      <w:r>
-        <w:t xml:space="preserve"> </w:t>
-      </w:r>
-      <w:r>
-        <w:t xml:space="preserve">under</w:t>
+        <w:t xml:space="preserve">grid,</w:t>
+      </w:r>
+      <w:r>
+        <w:t xml:space="preserve"> </w:t>
+      </w:r>
+      <w:r>
+        <w:t xml:space="preserve">and</w:t>
+      </w:r>
+      <w:r>
+        <w:t xml:space="preserve"> </w:t>
+      </w:r>
+      <w:r>
+        <w:t xml:space="preserve">borehole-calibrated</w:t>
+      </w:r>
+      <w:r>
+        <w:t xml:space="preserve"> </w:t>
+      </w:r>
+      <w:r>
+        <w:t xml:space="preserve">uncertainty</w:t>
+      </w:r>
+      <w:r>
+        <w:t xml:space="preserve"> </w:t>
+      </w:r>
+      <w:r>
+        <w:t xml:space="preserve">for</w:t>
       </w:r>
       <w:r>
         <w:t xml:space="preserve"> </w:t>
@@ -103,25 +133,7 @@
         <w:t xml:space="preserve"> </w:t>
       </w:r>
       <w:r>
-        <w:t xml:space="preserve">aquifer,</w:t>
-      </w:r>
-      <w:r>
-        <w:t xml:space="preserve"> </w:t>
-      </w:r>
-      <w:r>
-        <w:t xml:space="preserve">with</w:t>
-      </w:r>
-      <w:r>
-        <w:t xml:space="preserve"> </w:t>
-      </w:r>
-      <w:r>
-        <w:t xml:space="preserve">borehole-calibrated</w:t>
-      </w:r>
-      <w:r>
-        <w:t xml:space="preserve"> </w:t>
-      </w:r>
-      <w:r>
-        <w:t xml:space="preserve">uncertainty</w:t>
+        <w:t xml:space="preserve">aquifer</w:t>
       </w:r>
     </w:p>
     <w:p>
@@ -209,7 +221,7 @@
         <w:t xml:space="preserve"> </w:t>
       </w:r>
       <w:r>
-        <w:t xml:space="preserve">airborne electromagnetics; ensemble Kalman methods; Bayesian inversion; groundwater; buried valley; uncertainty quantification</w:t>
+        <w:t xml:space="preserve">airborne electromagnetics; ensemble Kalman methods; hidden Markov models; Bayesian inversion; groundwater; buried valley; uncertainty quantification</w:t>
       </w:r>
     </w:p>
     <w:bookmarkStart w:id="20" w:name="abstract"/>
@@ -226,7 +238,7 @@
         <w:pStyle w:val="FirstParagraph"/>
       </w:pPr>
       <w:r>
-        <w:t xml:space="preserve">Helicopter frequency-domain electromagnetic surveys map alluvial aquifers along dense flight lines, but inverting them with uncertainty is costly: trans-dimensional Markov chain Monte Carlo needs about 200,000 forward evaluations per sounding. We combine ensemble smoother updates (ES-MDA) at each sounding with an ensemble Rauch–Tung–Striebel smoother along each line, linked by a Gaussian-process prior. Priors come from held-out borehole logs, hyperparameters from the marginal likelihood. Applied to 3,577 soundings of a 2008 survey of the North Platte River valley, Nebraska, the method needs 1,600–4,800 forward evaluations and 0.44–0.67 core-seconds per sounding, and is checked against 21 other boreholes.</w:t>
+        <w:t xml:space="preserve">Helicopter frequency-domain electromagnetic surveys map alluvial aquifers along dense flight lines, but inverting them with uncertainty is costly: trans-dimensional Markov chain Monte Carlo needs about 200,000 forward evaluations per sounding. We invert a 2008 survey of the North Platte River valley, Nebraska, along each flight line in two ways. The first is an ensemble Kalman smoother. The second treats the inversion as a weighted relation rather than a function and composes it exactly on a grid of depths to bedrock, integrating the other parameters out at each depth. Both use priors from held-out borehole logs and are checked against 21 other boreholes, at 0.36–0.67 core-seconds per sounding.</w:t>
       </w:r>
     </w:p>
     <w:p>
@@ -234,7 +246,7 @@
         <w:pStyle w:val="BodyText"/>
       </w:pPr>
       <w:r>
-        <w:t xml:space="preserve">The forward model reproduces an independent inversion’s data to 1–5% on nine of twelve channels, and exposes a 10–12% calibration error on three. Where bedrock is shallow, a smooth layered model beats the existing deterministic inversion (1.7 m against 2.1 m mean error), with 9 of 10 holes inside its 80% intervals. It places the floor of a buried paleovalley 17–24 m too high. Inverting for the depth to bedrock as a sharp contact cuts that error from 21 to 13 m. Where the top of bedrock is not an electrical contrast, the data allow two answers; one ensemble returns one at random, and even three pooled starts put only 29% of borehole depths inside their intervals. Split-conformal recalibration on boreholes that validation never uses widens them 4.3-fold and restores 76% coverage. The choice between the two models changes the estimated volume of aquifer material by 27–37%, far more than one ensemble’s stated uncertainty.</w:t>
+        <w:t xml:space="preserve">A new forward model exposes a 10–12% calibration error on three channels, confirmed by two independent inversions. A smooth ensemble beats the existing deterministic inversion where bedrock is shallow (1.7 m against 2.1 m mean error) but places a buried valley floor 17–24 m too high. Inverting for a sharp contact helps in the valley, but the Gaussian ensemble settles on deep contacts the data do not support, and its seed decides where. Exact composition on the grid removes this failure, reducing the mean error at the 21 holes to 3.7 m, against 5.9 m for the ensemble. Exact inference does not make intervals honest: they hold only 14% of borehole depths, because the model is wrong. Split-conformal recalibration on boreholes that validation never uses restores 76% coverage. With exact inference, the choice of parameterization changes the volume of aquifer material by 10%.</w:t>
       </w:r>
     </w:p>
     <w:bookmarkEnd w:id="20"/>
@@ -350,7 +362,7 @@
         <w:t xml:space="preserve"> </w:t>
       </w:r>
       <w:r>
-        <w:t xml:space="preserve">and 24 minutes (section 4.7). A survey of 70,000 soundings would need years of</w:t>
+        <w:t xml:space="preserve">and 24 minutes (section 4.8). A survey of 70,000 soundings would need years of</w:t>
       </w:r>
       <w:r>
         <w:t xml:space="preserve"> </w:t>
@@ -492,7 +504,7 @@
         <w:t xml:space="preserve"> </w:t>
       </w:r>
       <w:r>
-        <w:t xml:space="preserve">copied, not how well the ground is known (section 4.6).</w:t>
+        <w:t xml:space="preserve">copied, not how well the ground is known (section 4.7).</w:t>
       </w:r>
     </w:p>
     <w:p>
@@ -638,25 +650,43 @@
           <w:bCs/>
           <w:b/>
         </w:rPr>
-        <w:t xml:space="preserve">A test of interval calibration against held-out boreholes,</w:t>
-      </w:r>
-      <w:r>
-        <w:t xml:space="preserve"> </w:t>
-      </w:r>
-      <w:r>
-        <w:t xml:space="preserve">and a</w:t>
-      </w:r>
-      <w:r>
-        <w:t xml:space="preserve"> </w:t>
-      </w:r>
-      <w:r>
-        <w:t xml:space="preserve">split-conformal recalibration (Vovk et al. 2005) for intervals that turn out</w:t>
-      </w:r>
-      <w:r>
-        <w:t xml:space="preserve"> </w:t>
-      </w:r>
-      <w:r>
-        <w:t xml:space="preserve">too narrow.</w:t>
+        <w:t xml:space="preserve">Exact composition on a depth grid.</w:t>
+      </w:r>
+      <w:r>
+        <w:t xml:space="preserve"> </w:t>
+      </w:r>
+      <w:r>
+        <w:t xml:space="preserve">The inversion is treated as what it</w:t>
+      </w:r>
+      <w:r>
+        <w:t xml:space="preserve"> </w:t>
+      </w:r>
+      <w:r>
+        <w:t xml:space="preserve">is, a weighted relation between data and earths rather than a function,</w:t>
+      </w:r>
+      <w:r>
+        <w:t xml:space="preserve"> </w:t>
+      </w:r>
+      <w:r>
+        <w:t xml:space="preserve">and composed along each line exactly on a grid of depths. In probabilities</w:t>
+      </w:r>
+      <w:r>
+        <w:t xml:space="preserve"> </w:t>
+      </w:r>
+      <w:r>
+        <w:t xml:space="preserve">this is the forward-backward algorithm; in costs it is dynamic programming</w:t>
+      </w:r>
+      <w:r>
+        <w:t xml:space="preserve"> </w:t>
+      </w:r>
+      <w:r>
+        <w:t xml:space="preserve">(Viterbi 1967; Aji &amp; McEliece 2000). It removes a failure of the Gaussian</w:t>
+      </w:r>
+      <w:r>
+        <w:t xml:space="preserve"> </w:t>
+      </w:r>
+      <w:r>
+        <w:t xml:space="preserve">ensemble update that no setting fixed.</w:t>
       </w:r>
     </w:p>
     <w:p>
@@ -672,6 +702,40 @@
           <w:bCs/>
           <w:b/>
         </w:rPr>
+        <w:t xml:space="preserve">A test of interval calibration against held-out boreholes,</w:t>
+      </w:r>
+      <w:r>
+        <w:t xml:space="preserve"> </w:t>
+      </w:r>
+      <w:r>
+        <w:t xml:space="preserve">and a</w:t>
+      </w:r>
+      <w:r>
+        <w:t xml:space="preserve"> </w:t>
+      </w:r>
+      <w:r>
+        <w:t xml:space="preserve">split-conformal recalibration (Vovk et al. 2005) for intervals that turn out</w:t>
+      </w:r>
+      <w:r>
+        <w:t xml:space="preserve"> </w:t>
+      </w:r>
+      <w:r>
+        <w:t xml:space="preserve">too narrow.</w:t>
+      </w:r>
+    </w:p>
+    <w:p>
+      <w:pPr>
+        <w:numPr>
+          <w:ilvl w:val="0"/>
+          <w:numId w:val="1001"/>
+        </w:numPr>
+        <w:pStyle w:val="Compact"/>
+      </w:pPr>
+      <w:r>
+        <w:rPr>
+          <w:bCs/>
+          <w:b/>
+        </w:rPr>
         <w:t xml:space="preserve">Results for this survey:</w:t>
       </w:r>
       <w:r>
@@ -1214,7 +1278,7 @@
     </w:p>
     <w:bookmarkEnd w:id="24"/>
     <w:bookmarkEnd w:id="25"/>
-    <w:bookmarkStart w:id="31" w:name="methods"/>
+    <w:bookmarkStart w:id="32" w:name="methods"/>
     <w:p>
       <w:pPr>
         <w:pStyle w:val="Heading1"/>
@@ -4209,7 +4273,7 @@
         <w:t xml:space="preserve"> </w:t>
       </w:r>
       <w:r>
-        <w:t xml:space="preserve">- For the sharp model, each line is inverted from three independent starts, and their members are pooled into one equal-weight mixture of 1,200 members. A single Gaussian ensemble keeps only one of several modes, and which one depends on its random draws; pooled restarts can keep more than one (section 4.3). The mixture’s marginal likelihood is the mean of the starts’ likelihoods. The settings search uses a single start.</w:t>
+        <w:t xml:space="preserve">- For the sharp model, each line is inverted from three independent starts, and their members are pooled into one equal-weight mixture of 1,200 members. A single Gaussian ensemble keeps only one of several modes, and which one depends on its random draws; pooled restarts can keep more than one (but see section 4.4). The mixture’s marginal likelihood is the mean of the starts’ likelihoods. The settings search uses a single start.</w:t>
       </w:r>
     </w:p>
     <w:p>
@@ -4403,7 +4467,7 @@
         <w:pStyle w:val="BodyText"/>
       </w:pPr>
       <w:r>
-        <w:t xml:space="preserve">The relative data error is not chosen this way. The likelihood treats soundings as conditionally independent, so it rewards ever smaller errors and cannot see model errors that repeat from sounding to sounding: the 1D assumption, calibration, and the difference in support between a borehole log and the bird’s footprint. The relative error is therefore fixed at 5%, the level at which the independent EM1DFM models miss the data on most channels (section 4.1). The sensitivity to that choice is reported in section 4.5.</w:t>
+        <w:t xml:space="preserve">The relative data error is not chosen this way. The likelihood treats soundings as conditionally independent, so it rewards ever smaller errors and cannot see model errors that repeat from sounding to sounding: the 1D assumption, calibration, and the difference in support between a borehole log and the bird’s footprint. The relative error is therefore fixed at 5%, the level at which the independent EM1DFM models miss the data on most channels (section 4.1). The sensitivity to that choice is reported in section 4.6.</w:t>
       </w:r>
     </w:p>
     <w:p>
@@ -5173,12 +5237,617 @@
         <w:t xml:space="preserve"> </w:t>
       </w:r>
       <w:r>
-        <w:t xml:space="preserve">Run time is compared with the trans-dimensional MCMC code of Minsley (2011) as it existed in 2012, with a run log recorded then and benchmarks rerun here in GNU Octave 8.4 (section 4.7 and Supplement S1).</w:t>
+        <w:t xml:space="preserve">Run time is compared with the trans-dimensional MCMC code of Minsley (2011) as it existed in 2012, with a run log recorded then and benchmarks rerun here in GNU Octave 8.4 (section 4.8 and Supplement S1).</w:t>
       </w:r>
     </w:p>
     <w:bookmarkEnd w:id="30"/>
+    <w:bookmarkStart w:id="31" w:name="exact-composition-on-a-depth-grid"/>
+    <w:p>
+      <w:pPr>
+        <w:pStyle w:val="Heading2"/>
+      </w:pPr>
+      <w:r>
+        <w:t xml:space="preserve">3.6 Exact composition on a depth grid</w:t>
+      </w:r>
+    </w:p>
+    <w:p>
+      <w:pPr>
+        <w:pStyle w:val="FirstParagraph"/>
+      </w:pPr>
+      <w:r>
+        <w:rPr>
+          <w:bCs/>
+          <w:b/>
+        </w:rPr>
+        <w:t xml:space="preserve">The inversion as a relation.</w:t>
+      </w:r>
+      <w:r>
+        <w:t xml:space="preserve"> </w:t>
+      </w:r>
+      <w:r>
+        <w:t xml:space="preserve">A forward model maps one earth to one set of data, but many earths fit the same data, so the inversion is a weighted relation between the two spaces: in categorical terms a profunctor, of which Bayesian inversion of Markov kernels is a special case (Cho &amp; Jacobs 2019; Fritz 2020). On grids, such a relation is an array, and two of them compose through a shared space as</w:t>
+      </w:r>
+    </w:p>
+    <w:p>
+      <w:pPr>
+        <w:pStyle w:val="BodyText"/>
+      </w:pPr>
+      <m:oMathPara>
+        <m:oMathParaPr>
+          <m:jc m:val="center"/>
+        </m:oMathParaPr>
+        <m:oMath>
+          <m:d>
+            <m:dPr>
+              <m:begChr m:val="("/>
+              <m:endChr m:val=")"/>
+              <m:sepChr m:val=""/>
+              <m:grow/>
+            </m:dPr>
+            <m:e>
+              <m:r>
+                <m:t>Q</m:t>
+              </m:r>
+              <m:r>
+                <m:rPr>
+                  <m:sty m:val="p"/>
+                </m:rPr>
+                <m:t>∘</m:t>
+              </m:r>
+              <m:r>
+                <m:t>P</m:t>
+              </m:r>
+            </m:e>
+          </m:d>
+          <m:d>
+            <m:dPr>
+              <m:begChr m:val="["/>
+              <m:endChr m:val="]"/>
+              <m:sepChr m:val=""/>
+              <m:grow/>
+            </m:dPr>
+            <m:e>
+              <m:r>
+                <m:t>a</m:t>
+              </m:r>
+              <m:r>
+                <m:rPr>
+                  <m:sty m:val="p"/>
+                </m:rPr>
+                <m:t>,</m:t>
+              </m:r>
+              <m:r>
+                <m:t>c</m:t>
+              </m:r>
+            </m:e>
+          </m:d>
+          <m:r>
+            <m:rPr>
+              <m:sty m:val="p"/>
+            </m:rPr>
+            <m:t>=</m:t>
+          </m:r>
+          <m:sSub>
+            <m:e>
+              <m:r>
+                <m:rPr>
+                  <m:sty m:val="p"/>
+                </m:rPr>
+                <m:t>⨁</m:t>
+              </m:r>
+            </m:e>
+            <m:sub>
+              <m:r>
+                <m:t>b</m:t>
+              </m:r>
+            </m:sub>
+          </m:sSub>
+          <m:r>
+            <m:t>P</m:t>
+          </m:r>
+          <m:d>
+            <m:dPr>
+              <m:begChr m:val="["/>
+              <m:endChr m:val="]"/>
+              <m:sepChr m:val=""/>
+              <m:grow/>
+            </m:dPr>
+            <m:e>
+              <m:r>
+                <m:t>a</m:t>
+              </m:r>
+              <m:r>
+                <m:rPr>
+                  <m:sty m:val="p"/>
+                </m:rPr>
+                <m:t>,</m:t>
+              </m:r>
+              <m:r>
+                <m:t>b</m:t>
+              </m:r>
+            </m:e>
+          </m:d>
+          <m:r>
+            <m:rPr>
+              <m:sty m:val="p"/>
+            </m:rPr>
+            <m:t>⊗</m:t>
+          </m:r>
+          <m:r>
+            <m:t>Q</m:t>
+          </m:r>
+          <m:d>
+            <m:dPr>
+              <m:begChr m:val="["/>
+              <m:endChr m:val="]"/>
+              <m:sepChr m:val=""/>
+              <m:grow/>
+            </m:dPr>
+            <m:e>
+              <m:r>
+                <m:t>b</m:t>
+              </m:r>
+              <m:r>
+                <m:rPr>
+                  <m:sty m:val="p"/>
+                </m:rPr>
+                <m:t>,</m:t>
+              </m:r>
+              <m:r>
+                <m:t>c</m:t>
+              </m:r>
+            </m:e>
+          </m:d>
+          <m:r>
+            <m:rPr>
+              <m:sty m:val="p"/>
+            </m:rPr>
+            <m:t>,</m:t>
+          </m:r>
+        </m:oMath>
+      </m:oMathPara>
+    </w:p>
+    <w:p>
+      <w:pPr>
+        <w:pStyle w:val="FirstParagraph"/>
+      </w:pPr>
+      <w:r>
+        <w:t xml:space="preserve">for a semiring</w:t>
+      </w:r>
+      <w:r>
+        <w:t xml:space="preserve"> </w:t>
+      </w:r>
+      <m:oMath>
+        <m:d>
+          <m:dPr>
+            <m:begChr m:val="("/>
+            <m:endChr m:val=")"/>
+            <m:sepChr m:val=""/>
+            <m:grow/>
+          </m:dPr>
+          <m:e>
+            <m:r>
+              <m:rPr>
+                <m:sty m:val="p"/>
+              </m:rPr>
+              <m:t>⊕</m:t>
+            </m:r>
+            <m:r>
+              <m:rPr>
+                <m:sty m:val="p"/>
+              </m:rPr>
+              <m:t>,</m:t>
+            </m:r>
+            <m:r>
+              <m:rPr>
+                <m:sty m:val="p"/>
+              </m:rPr>
+              <m:t>⊗</m:t>
+            </m:r>
+          </m:e>
+        </m:d>
+      </m:oMath>
+      <w:r>
+        <w:t xml:space="preserve">. With log-sum-exp and addition on log-probabilities, composition along a line is the forward-backward algorithm (Rabiner 1989), whose linear-Gaussian case is the Kalman filter and RTS smoother. With max and addition, it is dynamic programming, which gives the single most probable sequence (Viterbi 1967). Both are instances of the generalized distributive law (Aji &amp; McEliece 2000). On a grid neither assumes a Gaussian posterior.</w:t>
+      </w:r>
+    </w:p>
+    <w:p>
+      <w:pPr>
+        <w:pStyle w:val="BodyText"/>
+      </w:pPr>
+      <w:r>
+        <w:rPr>
+          <w:bCs/>
+          <w:b/>
+        </w:rPr>
+        <w:t xml:space="preserve">What goes on the grid.</w:t>
+      </w:r>
+      <w:r>
+        <w:t xml:space="preserve"> </w:t>
+      </w:r>
+      <w:r>
+        <w:t xml:space="preserve">A grid represents a posterior faithfully only if its spacing is finer than the posterior’s width. At typical Morrill earths the Fisher information gives posterior standard deviations of 0.02–0.2 decades for the resistivities, 0.04–0.06 decades for</w:t>
+      </w:r>
+      <w:r>
+        <w:t xml:space="preserve"> </w:t>
+      </w:r>
+      <m:oMath>
+        <m:sSub>
+          <m:e>
+            <m:r>
+              <m:rPr>
+                <m:sty m:val="p"/>
+              </m:rPr>
+              <m:t>log</m:t>
+            </m:r>
+          </m:e>
+          <m:sub>
+            <m:r>
+              <m:t>10</m:t>
+            </m:r>
+          </m:sub>
+        </m:sSub>
+        <m:sSub>
+          <m:e>
+            <m:r>
+              <m:t>z</m:t>
+            </m:r>
+          </m:e>
+          <m:sub>
+            <m:r>
+              <m:t>b</m:t>
+            </m:r>
+          </m:sub>
+        </m:sSub>
+      </m:oMath>
+      <w:r>
+        <w:t xml:space="preserve">, and 0.4–1 m for the height correction. So only</w:t>
+      </w:r>
+      <w:r>
+        <w:t xml:space="preserve"> </w:t>
+      </w:r>
+      <m:oMath>
+        <m:sSub>
+          <m:e>
+            <m:r>
+              <m:t>z</m:t>
+            </m:r>
+          </m:e>
+          <m:sub>
+            <m:r>
+              <m:t>b</m:t>
+            </m:r>
+          </m:sub>
+        </m:sSub>
+      </m:oMath>
+      <w:r>
+        <w:t xml:space="preserve"> </w:t>
+      </w:r>
+      <w:r>
+        <w:t xml:space="preserve">is placed on a grid: 80 values from 1 to 150 m, 0.027 decades apart. The other seven numbers</w:t>
+      </w:r>
+      <w:r>
+        <w:t xml:space="preserve"> </w:t>
+      </w:r>
+      <m:oMath>
+        <m:r>
+          <m:t>ψ</m:t>
+        </m:r>
+      </m:oMath>
+      <w:r>
+        <w:t xml:space="preserve"> </w:t>
+      </w:r>
+      <w:r>
+        <w:t xml:space="preserve">of the sharp-contact model are integrated out at every grid depth of every sounding,</w:t>
+      </w:r>
+    </w:p>
+    <w:p>
+      <w:pPr>
+        <w:pStyle w:val="BodyText"/>
+      </w:pPr>
+      <m:oMathPara>
+        <m:oMathParaPr>
+          <m:jc m:val="center"/>
+        </m:oMathParaPr>
+        <m:oMath>
+          <m:sSub>
+            <m:e>
+              <m:r>
+                <m:t>L</m:t>
+              </m:r>
+            </m:e>
+            <m:sub>
+              <m:r>
+                <m:t>t</m:t>
+              </m:r>
+            </m:sub>
+          </m:sSub>
+          <m:d>
+            <m:dPr>
+              <m:begChr m:val="("/>
+              <m:endChr m:val=")"/>
+              <m:sepChr m:val=""/>
+              <m:grow/>
+            </m:dPr>
+            <m:e>
+              <m:r>
+                <m:t>z</m:t>
+              </m:r>
+            </m:e>
+          </m:d>
+          <m:r>
+            <m:rPr>
+              <m:sty m:val="p"/>
+            </m:rPr>
+            <m:t>=</m:t>
+          </m:r>
+          <m:r>
+            <m:rPr>
+              <m:sty m:val="p"/>
+            </m:rPr>
+            <m:t>∫</m:t>
+          </m:r>
+          <m:r>
+            <m:t>p</m:t>
+          </m:r>
+          <m:d>
+            <m:dPr>
+              <m:begChr m:val="("/>
+              <m:endChr m:val=")"/>
+              <m:sepChr m:val=""/>
+              <m:grow/>
+            </m:dPr>
+            <m:e>
+              <m:sSub>
+                <m:e>
+                  <m:r>
+                    <m:t>d</m:t>
+                  </m:r>
+                </m:e>
+                <m:sub>
+                  <m:r>
+                    <m:t>t</m:t>
+                  </m:r>
+                </m:sub>
+              </m:sSub>
+              <m:r>
+                <m:rPr>
+                  <m:sty m:val="p"/>
+                </m:rPr>
+                <m:t>∣</m:t>
+              </m:r>
+              <m:r>
+                <m:t>z</m:t>
+              </m:r>
+              <m:r>
+                <m:rPr>
+                  <m:sty m:val="p"/>
+                </m:rPr>
+                <m:t>,</m:t>
+              </m:r>
+              <m:r>
+                <m:t>ψ</m:t>
+              </m:r>
+            </m:e>
+          </m:d>
+          <m:r>
+            <m:t> </m:t>
+          </m:r>
+          <m:r>
+            <m:t>p</m:t>
+          </m:r>
+          <m:d>
+            <m:dPr>
+              <m:begChr m:val="("/>
+              <m:endChr m:val=")"/>
+              <m:sepChr m:val=""/>
+              <m:grow/>
+            </m:dPr>
+            <m:e>
+              <m:r>
+                <m:t>ψ</m:t>
+              </m:r>
+            </m:e>
+          </m:d>
+          <m:r>
+            <m:t> </m:t>
+          </m:r>
+          <m:r>
+            <m:t>d</m:t>
+          </m:r>
+          <m:r>
+            <m:t>ψ</m:t>
+          </m:r>
+          <m:r>
+            <m:rPr>
+              <m:sty m:val="p"/>
+            </m:rPr>
+            <m:t>,</m:t>
+          </m:r>
+        </m:oMath>
+      </m:oMathPara>
+    </w:p>
+    <w:p>
+      <w:pPr>
+        <w:pStyle w:val="FirstParagraph"/>
+      </w:pPr>
+      <w:r>
+        <w:t xml:space="preserve">itself a composition through the space of</w:t>
+      </w:r>
+      <w:r>
+        <w:t xml:space="preserve"> </w:t>
+      </w:r>
+      <m:oMath>
+        <m:r>
+          <m:t>ψ</m:t>
+        </m:r>
+      </m:oMath>
+      <w:r>
+        <w:t xml:space="preserve">. The integral uses a Laplace approximation (Tierney &amp; Kadane 1986) around a Levenberg–Marquardt fit. Each fit starts from the same depth at the previous sounding, and every tenth sounding it is repeated from the prior mean, keeping the better of the two. The earth and prior are those of section 3.2, so the grid and the ensemble share one Bayesian model. The differences are the Laplace step and that</w:t>
+      </w:r>
+      <w:r>
+        <w:t xml:space="preserve"> </w:t>
+      </w:r>
+      <m:oMath>
+        <m:r>
+          <m:t>ψ</m:t>
+        </m:r>
+      </m:oMath>
+      <w:r>
+        <w:t xml:space="preserve"> </w:t>
+      </w:r>
+      <w:r>
+        <w:t xml:space="preserve">is not coupled along the line.</w:t>
+      </w:r>
+    </w:p>
+    <w:p>
+      <w:pPr>
+        <w:pStyle w:val="BodyText"/>
+      </w:pPr>
+      <w:r>
+        <w:rPr>
+          <w:bCs/>
+          <w:b/>
+        </w:rPr>
+        <w:t xml:space="preserve">Along the line.</w:t>
+      </w:r>
+      <w:r>
+        <w:t xml:space="preserve"> </w:t>
+      </w:r>
+      <w:r>
+        <w:t xml:space="preserve">The AR(1) prior on</w:t>
+      </w:r>
+      <w:r>
+        <w:t xml:space="preserve"> </w:t>
+      </w:r>
+      <m:oMath>
+        <m:sSub>
+          <m:e>
+            <m:r>
+              <m:rPr>
+                <m:sty m:val="p"/>
+              </m:rPr>
+              <m:t>log</m:t>
+            </m:r>
+          </m:e>
+          <m:sub>
+            <m:r>
+              <m:t>10</m:t>
+            </m:r>
+          </m:sub>
+        </m:sSub>
+        <m:sSub>
+          <m:e>
+            <m:r>
+              <m:t>z</m:t>
+            </m:r>
+          </m:e>
+          <m:sub>
+            <m:r>
+              <m:t>b</m:t>
+            </m:r>
+          </m:sub>
+        </m:sSub>
+      </m:oMath>
+      <w:r>
+        <w:t xml:space="preserve"> </w:t>
+      </w:r>
+      <w:r>
+        <w:t xml:space="preserve">becomes a kernel between neighbouring grids. A Metropolis–Hastings correction (Hastings 1970) of the discretized Gaussian conditional keeps the grid prior exactly invariant. Composing in the two semirings gives the posterior at every sounding and the most probable surface. Sampling backwards through the forward messages (Carter &amp; Kohn 1994) gives exact joint draws of whole surfaces for the aquifer volume.</w:t>
+      </w:r>
+    </w:p>
+    <w:p>
+      <w:pPr>
+        <w:pStyle w:val="BodyText"/>
+      </w:pPr>
+      <w:r>
+        <w:rPr>
+          <w:bCs/>
+          <w:b/>
+        </w:rPr>
+        <w:t xml:space="preserve">Settings for free.</w:t>
+      </w:r>
+      <w:r>
+        <w:t xml:space="preserve"> </w:t>
+      </w:r>
+      <m:oMath>
+        <m:sSub>
+          <m:e>
+            <m:r>
+              <m:t>L</m:t>
+            </m:r>
+          </m:e>
+          <m:sub>
+            <m:r>
+              <m:t>t</m:t>
+            </m:r>
+          </m:sub>
+        </m:sSub>
+        <m:d>
+          <m:dPr>
+            <m:begChr m:val="("/>
+            <m:endChr m:val=")"/>
+            <m:sepChr m:val=""/>
+            <m:grow/>
+          </m:dPr>
+          <m:e>
+            <m:r>
+              <m:t>z</m:t>
+            </m:r>
+          </m:e>
+        </m:d>
+      </m:oMath>
+      <w:r>
+        <w:t xml:space="preserve"> </w:t>
+      </w:r>
+      <w:r>
+        <w:t xml:space="preserve">depends neither on</w:t>
+      </w:r>
+      <w:r>
+        <w:t xml:space="preserve"> </w:t>
+      </w:r>
+      <m:oMath>
+        <m:sSub>
+          <m:e>
+            <m:r>
+              <m:t>L</m:t>
+            </m:r>
+          </m:e>
+          <m:sub>
+            <m:r>
+              <m:t>h</m:t>
+            </m:r>
+          </m:sub>
+        </m:sSub>
+      </m:oMath>
+      <w:r>
+        <w:t xml:space="preserve"> </w:t>
+      </w:r>
+      <w:r>
+        <w:t xml:space="preserve">nor on the width of the depth prior. Both are therefore chosen by the evidence summed over all 12 lines, which needs only the composition, not new fits.</w:t>
+      </w:r>
+    </w:p>
+    <w:p>
+      <w:pPr>
+        <w:pStyle w:val="BodyText"/>
+      </w:pPr>
+      <w:r>
+        <w:rPr>
+          <w:bCs/>
+          <w:b/>
+        </w:rPr>
+        <w:t xml:space="preserve">Tests.</w:t>
+      </w:r>
+      <w:r>
+        <w:t xml:space="preserve"> </w:t>
+      </w:r>
+      <w:r>
+        <w:t xml:space="preserve">For a linear forward model the Laplace step is exact. For a linear-Gaussian line the grid posterior matches the exact Kalman smoother to 0.01 in mean and standard deviation. On short lines both semirings match brute force over every path, and composition is associative with an identity.</w:t>
+      </w:r>
+    </w:p>
     <w:bookmarkEnd w:id="31"/>
-    <w:bookmarkStart w:id="54" w:name="results"/>
+    <w:bookmarkEnd w:id="32"/>
+    <w:bookmarkStart w:id="62" w:name="results"/>
     <w:p>
       <w:pPr>
         <w:pStyle w:val="Heading1"/>
@@ -5187,7 +5856,7 @@
         <w:t xml:space="preserve">4 Results</w:t>
       </w:r>
     </w:p>
-    <w:bookmarkStart w:id="32" w:name="forward-model-and-survey-calibration"/>
+    <w:bookmarkStart w:id="33" w:name="forward-model-and-survey-calibration"/>
     <w:p>
       <w:pPr>
         <w:pStyle w:val="Heading2"/>
@@ -5620,8 +6289,8 @@
         <w:t xml:space="preserve">When two inversions of different design cannot fit the same channels in the same way, the error lies in the data. The most likely cause is a calibration error on those channels. Applying the gains raised the log marginal likelihood of line 30050 from −20,272 to about −18,900, for the cost of eleven numbers. All results below use the corrected data.</w:t>
       </w:r>
     </w:p>
-    <w:bookmarkEnd w:id="32"/>
-    <w:bookmarkStart w:id="39" w:name="smooth-layered-model"/>
+    <w:bookmarkEnd w:id="33"/>
+    <w:bookmarkStart w:id="40" w:name="smooth-layered-model"/>
     <w:p>
       <w:pPr>
         <w:pStyle w:val="Heading2"/>
@@ -6286,18 +6955,18 @@
           <wp:inline>
             <wp:extent cx="5334000" cy="4889500"/>
             <wp:effectExtent b="0" l="0" r="0" t="0"/>
-            <wp:docPr descr="Fig. 1. Line 30070, smooth model: median resistivity with poorly resolved cells shaded grey; the width of its 80% interval; depth to conductor with its interval and the boreholes; data misfit." title="" id="34" name="Picture"/>
+            <wp:docPr descr="Fig. 1. Line 30070, smooth model: median resistivity with poorly resolved cells shaded grey; the width of its 80% interval; depth to conductor with its interval and the boreholes; data misfit." title="" id="35" name="Picture"/>
             <a:graphic>
               <a:graphicData uri="http://schemas.openxmlformats.org/drawingml/2006/picture">
                 <pic:pic>
                   <pic:nvPicPr>
-                    <pic:cNvPr descr="../figures/enki_line.png" id="35" name="Picture"/>
+                    <pic:cNvPr descr="../figures/enki_line.png" id="36" name="Picture"/>
                     <pic:cNvPicPr>
                       <a:picLocks noChangeArrowheads="1" noChangeAspect="1"/>
                     </pic:cNvPicPr>
                   </pic:nvPicPr>
                   <pic:blipFill>
-                    <a:blip r:embed="rId33"/>
+                    <a:blip r:embed="rId34"/>
                     <a:stretch>
                       <a:fillRect/>
                     </a:stretch>
@@ -6341,18 +7010,18 @@
           <wp:inline>
             <wp:extent cx="5334000" cy="3778250"/>
             <wp:effectExtent b="0" l="0" r="0" t="0"/>
-            <wp:docPr descr="Fig. 2. Line 30060: EM1DFM, the ensemble median, and the width of its 80% interval." title="" id="37" name="Picture"/>
+            <wp:docPr descr="Fig. 2. Line 30060: EM1DFM, the ensemble median, and the width of its 80% interval." title="" id="38" name="Picture"/>
             <a:graphic>
               <a:graphicData uri="http://schemas.openxmlformats.org/drawingml/2006/picture">
                 <pic:pic>
                   <pic:nvPicPr>
-                    <pic:cNvPr descr="../figures/enki_vs_em1dfm.png" id="38" name="Picture"/>
+                    <pic:cNvPr descr="../figures/enki_vs_em1dfm.png" id="39" name="Picture"/>
                     <pic:cNvPicPr>
                       <a:picLocks noChangeArrowheads="1" noChangeAspect="1"/>
                     </pic:cNvPicPr>
                   </pic:nvPicPr>
                   <pic:blipFill>
-                    <a:blip r:embed="rId36"/>
+                    <a:blip r:embed="rId37"/>
                     <a:stretch>
                       <a:fillRect/>
                     </a:stretch>
@@ -6387,8 +7056,8 @@
         <w:t xml:space="preserve">Fig. 2. Line 30060: EM1DFM, the ensemble median, and the width of its 80% interval.</w:t>
       </w:r>
     </w:p>
-    <w:bookmarkEnd w:id="39"/>
-    <w:bookmarkStart w:id="46" w:name="sharp-contact-model"/>
+    <w:bookmarkEnd w:id="40"/>
+    <w:bookmarkStart w:id="47" w:name="sharp-contact-model"/>
     <w:p>
       <w:pPr>
         <w:pStyle w:val="Heading2"/>
@@ -6462,7 +7131,7 @@
         <w:t xml:space="preserve"> </w:t>
       </w:r>
       <w:r>
-        <w:t xml:space="preserve">With a single start, the result on some stretches of line depends on the random seed (Table 3). In three single-start runs, the two valley holes stayed at 45.5–49.3 m. On line 30090, though, four shallow Brule holes (bedrock at 0.6–4.6 m) came out at 8–18 m in two runs and at 2.4–4.4 m in the third. All three runs fit the data equally well (median misfit 0.29–0.31). The data there allow two answers: a shallow contact under resistive cover, or a deeper one under fill of about 20 ohm·m on rock of 5–7 ohm·m. This is the depth–resistivity trade-off of the synthetic test. A Gaussian update can hold only one mode, and the seed decides which. The final runs therefore pool three independent starts per line (section 3.3).</w:t>
+        <w:t xml:space="preserve">With a single start, the result on some stretches of line depends on the random seed (Table 3). In three single-start runs, the two valley holes stayed at 45.5–49.3 m. On line 30090, though, four shallow Brule holes (bedrock at 0.6–4.6 m) came out at 8–18 m in two runs and at 2.4–4.4 m in the third. All three runs fit the data equally well (median misfit 0.29–0.31). The ensemble can settle on a shallow contact under resistive cover, or on a deeper one under fill of about 20 ohm·m on rock of 5–7 ohm·m. This is the depth–resistivity trade-off of the synthetic test, and the seed decides where it settles. The final ensemble runs pool three independent starts per line (section 3.3). Section 4.4 shows that the deep contact is not supported by the data.</w:t>
       </w:r>
     </w:p>
     <w:p>
@@ -7415,24 +8084,6 @@
           <w:bCs/>
           <w:b/>
         </w:rPr>
-        <w:t xml:space="preserve">Two meanings of bedrock.</w:t>
-      </w:r>
-      <w:r>
-        <w:t xml:space="preserve"> </w:t>
-      </w:r>
-      <w:r>
-        <w:t xml:space="preserve">The two answers on line 30090 come from a model with only two units. For the driller, bedrock is a formation, the top of the Brule; for the EM it is a conductor. The ground there probably has three units: a resistive cover, a moderately conductive upper Brule, and a more conductive layer below. A two-unit model must place its single contact at one of the two interfaces, and both fit the data.</w:t>
-      </w:r>
-    </w:p>
-    <w:p>
-      <w:pPr>
-        <w:pStyle w:val="BodyText"/>
-      </w:pPr>
-      <w:r>
-        <w:rPr>
-          <w:bCs/>
-          <w:b/>
-        </w:rPr>
         <w:t xml:space="preserve">Interval calibration.</w:t>
       </w:r>
       <w:r>
@@ -7485,18 +8136,18 @@
           <wp:inline>
             <wp:extent cx="5334000" cy="4222750"/>
             <wp:effectExtent b="0" l="0" r="0" t="0"/>
-            <wp:docPr descr="Fig. 3. Line 30070, sharp-contact model: the median contact over the smooth model’s resistivity; the contact’s 80% interval before and after recalibration, the smooth model’s threshold depth and the boreholes; data misfit." title="" id="41" name="Picture"/>
+            <wp:docPr descr="Fig. 3. Line 30070, sharp-contact model: the median contact over the smooth model’s resistivity; the contact’s 80% interval before and after recalibration, the smooth model’s threshold depth and the boreholes; data misfit." title="" id="42" name="Picture"/>
             <a:graphic>
               <a:graphicData uri="http://schemas.openxmlformats.org/drawingml/2006/picture">
                 <pic:pic>
                   <pic:nvPicPr>
-                    <pic:cNvPr descr="../figures/bedrock_line.png" id="42" name="Picture"/>
+                    <pic:cNvPr descr="../figures/bedrock_line.png" id="43" name="Picture"/>
                     <pic:cNvPicPr>
                       <a:picLocks noChangeArrowheads="1" noChangeAspect="1"/>
                     </pic:cNvPicPr>
                   </pic:nvPicPr>
                   <pic:blipFill>
-                    <a:blip r:embed="rId40"/>
+                    <a:blip r:embed="rId41"/>
                     <a:stretch>
                       <a:fillRect/>
                     </a:stretch>
@@ -7540,18 +8191,18 @@
           <wp:inline>
             <wp:extent cx="5334000" cy="6667500"/>
             <wp:effectExtent b="0" l="0" r="0" t="0"/>
-            <wp:docPr descr="Fig. 4. Depth to bedrock from the sharp-contact model on every line, and the width of its 80% interval before recalibration." title="" id="44" name="Picture"/>
+            <wp:docPr descr="Fig. 4. Depth to bedrock from the sharp-contact model on every line, and the width of its 80% interval before recalibration." title="" id="45" name="Picture"/>
             <a:graphic>
               <a:graphicData uri="http://schemas.openxmlformats.org/drawingml/2006/picture">
                 <pic:pic>
                   <pic:nvPicPr>
-                    <pic:cNvPr descr="../figures/bedrock_depth.png" id="45" name="Picture"/>
+                    <pic:cNvPr descr="../figures/bedrock_depth.png" id="46" name="Picture"/>
                     <pic:cNvPicPr>
                       <a:picLocks noChangeArrowheads="1" noChangeAspect="1"/>
                     </pic:cNvPicPr>
                   </pic:nvPicPr>
                   <pic:blipFill>
-                    <a:blip r:embed="rId43"/>
+                    <a:blip r:embed="rId44"/>
                     <a:stretch>
                       <a:fillRect/>
                     </a:stretch>
@@ -7586,14 +8237,14 @@
         <w:t xml:space="preserve">Fig. 4. Depth to bedrock from the sharp-contact model on every line, and the width of its 80% interval before recalibration.</w:t>
       </w:r>
     </w:p>
-    <w:bookmarkEnd w:id="46"/>
-    <w:bookmarkStart w:id="50" w:name="X74f7f3d57f444088d1b38b6fe5f2e60aaae56b5"/>
+    <w:bookmarkEnd w:id="47"/>
+    <w:bookmarkStart w:id="54" w:name="exact-composition-on-a-depth-grid-1"/>
     <w:p>
       <w:pPr>
         <w:pStyle w:val="Heading2"/>
       </w:pPr>
       <w:r>
-        <w:t xml:space="preserve">4.4 Consequence for the volume of aquifer material</w:t>
+        <w:t xml:space="preserve">4.4 Exact composition on a depth grid</w:t>
       </w:r>
     </w:p>
     <w:p>
@@ -7601,7 +8252,189 @@
         <w:pStyle w:val="FirstParagraph"/>
       </w:pPr>
       <w:r>
-        <w:t xml:space="preserve">Integrated over the ten north–south lines’ strips (about 45 km²), the inversions give different amounts of aquifer material between the ground and bedrock (Table 5, Fig. 5). The pooled sharp contact gives 27% more than the smooth model, and the single-start run 37% more. On the six lines EM1DFM covers, EM1DFM agrees with the sharp contact, and the smooth model is 16% lower. Which mode the ensemble settles on also matters: the single-start and pooled runs differ by 0.11 km³, and two lines’ mean thickness moved by 7–8 m between them. A single ensemble’s posterior spread (±1.2%) shows none of this; the pooled ensemble’s (−3% to +9%) shows some.</w:t>
+        <w:rPr>
+          <w:bCs/>
+          <w:b/>
+        </w:rPr>
+        <w:t xml:space="preserve">Settings.</w:t>
+      </w:r>
+      <w:r>
+        <w:t xml:space="preserve"> </w:t>
+      </w:r>
+      <w:r>
+        <w:t xml:space="preserve">One pass of per-sounding fits took 5.4 min on four cores (0.36 core-seconds per sounding). The evidence summed over all lines then ranked 15 combinations of</w:t>
+      </w:r>
+      <w:r>
+        <w:t xml:space="preserve"> </w:t>
+      </w:r>
+      <m:oMath>
+        <m:sSub>
+          <m:e>
+            <m:r>
+              <m:t>L</m:t>
+            </m:r>
+          </m:e>
+          <m:sub>
+            <m:r>
+              <m:t>h</m:t>
+            </m:r>
+          </m:sub>
+        </m:sSub>
+      </m:oMath>
+      <w:r>
+        <w:t xml:space="preserve"> </w:t>
+      </w:r>
+      <w:r>
+        <w:t xml:space="preserve">and depth-prior width in seconds. The best three (24 km with the depth spread widened 1.5-fold, 12 km unwidened, 6 km narrowed to 0.75) lie within 19 log-units of each other. All three allow a change of about 0.05 decades in</w:t>
+      </w:r>
+      <w:r>
+        <w:t xml:space="preserve"> </w:t>
+      </w:r>
+      <m:oMath>
+        <m:sSub>
+          <m:e>
+            <m:r>
+              <m:rPr>
+                <m:sty m:val="p"/>
+              </m:rPr>
+              <m:t>log</m:t>
+            </m:r>
+          </m:e>
+          <m:sub>
+            <m:r>
+              <m:t>10</m:t>
+            </m:r>
+          </m:sub>
+        </m:sSub>
+        <m:sSub>
+          <m:e>
+            <m:r>
+              <m:t>z</m:t>
+            </m:r>
+          </m:e>
+          <m:sub>
+            <m:r>
+              <m:t>b</m:t>
+            </m:r>
+          </m:sub>
+        </m:sSub>
+      </m:oMath>
+      <w:r>
+        <w:t xml:space="preserve"> </w:t>
+      </w:r>
+      <w:r>
+        <w:t xml:space="preserve">between soundings 64 m apart. The data constrain that increment, not</w:t>
+      </w:r>
+      <w:r>
+        <w:t xml:space="preserve"> </w:t>
+      </w:r>
+      <m:oMath>
+        <m:sSub>
+          <m:e>
+            <m:r>
+              <m:t>L</m:t>
+            </m:r>
+          </m:e>
+          <m:sub>
+            <m:r>
+              <m:t>h</m:t>
+            </m:r>
+          </m:sub>
+        </m:sSub>
+      </m:oMath>
+      <w:r>
+        <w:t xml:space="preserve"> </w:t>
+      </w:r>
+      <w:r>
+        <w:t xml:space="preserve">itself. Note 07’s choice, 3 km, scores 300 log-units lower. The top setting is used.</w:t>
+      </w:r>
+    </w:p>
+    <w:p>
+      <w:pPr>
+        <w:pStyle w:val="BodyText"/>
+      </w:pPr>
+      <w:r>
+        <w:rPr>
+          <w:bCs/>
+          <w:b/>
+        </w:rPr>
+        <w:t xml:space="preserve">The deep contact was a trap.</w:t>
+      </w:r>
+      <w:r>
+        <w:t xml:space="preserve"> </w:t>
+      </w:r>
+      <w:r>
+        <w:t xml:space="preserve">At the four shallow Brule holes of line 30090, where the ensembles returned 12–18 m, the grid posterior medians are 2.9–4.2 m (bedrock at 0.6–4.6 m; Fig. 5). The probability that</w:t>
+      </w:r>
+      <w:r>
+        <w:t xml:space="preserve"> </w:t>
+      </w:r>
+      <m:oMath>
+        <m:sSub>
+          <m:e>
+            <m:r>
+              <m:t>z</m:t>
+            </m:r>
+          </m:e>
+          <m:sub>
+            <m:r>
+              <m:t>b</m:t>
+            </m:r>
+          </m:sub>
+        </m:sSub>
+      </m:oMath>
+      <w:r>
+        <w:t xml:space="preserve"> </w:t>
+      </w:r>
+      <w:r>
+        <w:t xml:space="preserve">exceeds 8 m is</w:t>
+      </w:r>
+      <w:r>
+        <w:t xml:space="preserve"> </w:t>
+      </w:r>
+      <m:oMath>
+        <m:sSup>
+          <m:e>
+            <m:r>
+              <m:t>10</m:t>
+            </m:r>
+          </m:e>
+          <m:sup>
+            <m:r>
+              <m:rPr>
+                <m:sty m:val="p"/>
+              </m:rPr>
+              <m:t>−</m:t>
+            </m:r>
+            <m:r>
+              <m:t>5</m:t>
+            </m:r>
+          </m:sup>
+        </m:sSup>
+      </m:oMath>
+      <w:r>
+        <w:t xml:space="preserve"> </w:t>
+      </w:r>
+      <w:r>
+        <w:t xml:space="preserve">or less at each. The deep contact is not a second answer in the data. It is a place where the Gaussian update can settle and from which it cannot leave. Only 7 of 3,577 soundings (0.2%) have posteriors with two separate modes, none at a validation hole (Fig. 6).</w:t>
+      </w:r>
+    </w:p>
+    <w:p>
+      <w:pPr>
+        <w:pStyle w:val="BodyText"/>
+      </w:pPr>
+      <w:r>
+        <w:rPr>
+          <w:bCs/>
+          <w:b/>
+        </w:rPr>
+        <w:t xml:space="preserve">Against the boreholes</w:t>
+      </w:r>
+      <w:r>
+        <w:t xml:space="preserve"> </w:t>
+      </w:r>
+      <w:r>
+        <w:t xml:space="preserve">(Table 5). The grid is the most accurate inversion here. Where bedrock is shallow it beats EM1DFM (1.5 m against 2.1 m), and on the uninverted lines it cuts the error by a third. At the two valley holes it does worse than the pooled ensemble. 1-H-97, 91 m from its sounding, comes out at 38 m [34–43] against the ensemble’s 47 m; at 2-J-97 both give 47 m. At 1-J-96 (59.7 m), a calibration hole, the grid gives 55 m [48–63]. The median misfit at the most probable surface is 0.21, against 0.31 for the ensemble.</w:t>
       </w:r>
     </w:p>
     <w:p>
@@ -7619,13 +8452,602 @@
         <w:t xml:space="preserve"> </w:t>
       </w:r>
       <w:r>
-        <w:t xml:space="preserve">Volume of aquifer material under the ten lines’ strips.</w:t>
+        <w:t xml:space="preserve">Depth to bedrock against the 21 validation holes: mean absolute error, by inversion.</w:t>
       </w:r>
     </w:p>
     <w:tbl>
       <w:tblPr>
         <w:tblStyle w:val="Table"/>
-        <w:tblW w:type="pct" w:w="5000"/>
+        <w:tblW w:type="auto" w:w="0"/>
+        <w:tblLook w:firstRow="1" w:lastRow="0" w:firstColumn="0" w:lastColumn="0" w:noHBand="0" w:noVBand="0" w:val="0020"/>
+        <w:jc w:val="start"/>
+      </w:tblPr>
+      <w:tblGrid>
+        <w:gridCol w:w="1320"/>
+        <w:gridCol w:w="1320"/>
+        <w:gridCol w:w="1320"/>
+        <w:gridCol w:w="1320"/>
+        <w:gridCol w:w="1320"/>
+        <w:gridCol w:w="1320"/>
+      </w:tblGrid>
+      <w:tr>
+        <w:trPr>
+          <w:tblHeader w:val="true"/>
+        </w:trPr>
+        <w:tc>
+          <w:tcPr/>
+          <w:p>
+            <w:pPr>
+              <w:pStyle w:val="Compact"/>
+              <w:jc w:val="left"/>
+            </w:pPr>
+            <w:r>
+              <w:t xml:space="preserve">Holes</w:t>
+            </w:r>
+          </w:p>
+        </w:tc>
+        <w:tc>
+          <w:tcPr/>
+          <w:p>
+            <w:pPr>
+              <w:pStyle w:val="Compact"/>
+              <w:jc w:val="left"/>
+            </w:pPr>
+            <w:r>
+              <w:t xml:space="preserve">n</w:t>
+            </w:r>
+          </w:p>
+        </w:tc>
+        <w:tc>
+          <w:tcPr/>
+          <w:p>
+            <w:pPr>
+              <w:pStyle w:val="Compact"/>
+              <w:jc w:val="left"/>
+            </w:pPr>
+            <w:r>
+              <w:t xml:space="preserve">Grid</w:t>
+            </w:r>
+          </w:p>
+        </w:tc>
+        <w:tc>
+          <w:tcPr/>
+          <w:p>
+            <w:pPr>
+              <w:pStyle w:val="Compact"/>
+              <w:jc w:val="left"/>
+            </w:pPr>
+            <w:r>
+              <w:t xml:space="preserve">Ensemble, pooled</w:t>
+            </w:r>
+          </w:p>
+        </w:tc>
+        <w:tc>
+          <w:tcPr/>
+          <w:p>
+            <w:pPr>
+              <w:pStyle w:val="Compact"/>
+              <w:jc w:val="left"/>
+            </w:pPr>
+            <w:r>
+              <w:t xml:space="preserve">Smooth model</w:t>
+            </w:r>
+          </w:p>
+        </w:tc>
+        <w:tc>
+          <w:tcPr/>
+          <w:p>
+            <w:pPr>
+              <w:pStyle w:val="Compact"/>
+              <w:jc w:val="left"/>
+            </w:pPr>
+            <w:r>
+              <w:t xml:space="preserve">EM1DFM</w:t>
+            </w:r>
+          </w:p>
+        </w:tc>
+      </w:tr>
+      <w:tr>
+        <w:tc>
+          <w:tcPr/>
+          <w:p>
+            <w:pPr>
+              <w:pStyle w:val="Compact"/>
+              <w:jc w:val="left"/>
+            </w:pPr>
+            <w:r>
+              <w:t xml:space="preserve">Inverted lines</w:t>
+            </w:r>
+          </w:p>
+        </w:tc>
+        <w:tc>
+          <w:tcPr/>
+          <w:p>
+            <w:pPr>
+              <w:pStyle w:val="Compact"/>
+              <w:jc w:val="left"/>
+            </w:pPr>
+            <w:r>
+              <w:t xml:space="preserve">10</w:t>
+            </w:r>
+          </w:p>
+        </w:tc>
+        <w:tc>
+          <w:tcPr/>
+          <w:p>
+            <w:pPr>
+              <w:pStyle w:val="Compact"/>
+              <w:jc w:val="left"/>
+            </w:pPr>
+            <w:r>
+              <w:rPr>
+                <w:bCs/>
+                <w:b/>
+              </w:rPr>
+              <w:t xml:space="preserve">1.5 m</w:t>
+            </w:r>
+          </w:p>
+        </w:tc>
+        <w:tc>
+          <w:tcPr/>
+          <w:p>
+            <w:pPr>
+              <w:pStyle w:val="Compact"/>
+              <w:jc w:val="left"/>
+            </w:pPr>
+            <w:r>
+              <w:t xml:space="preserve">2.6 m</w:t>
+            </w:r>
+          </w:p>
+        </w:tc>
+        <w:tc>
+          <w:tcPr/>
+          <w:p>
+            <w:pPr>
+              <w:pStyle w:val="Compact"/>
+              <w:jc w:val="left"/>
+            </w:pPr>
+            <w:r>
+              <w:t xml:space="preserve">1.7 m</w:t>
+            </w:r>
+          </w:p>
+        </w:tc>
+        <w:tc>
+          <w:tcPr/>
+          <w:p>
+            <w:pPr>
+              <w:pStyle w:val="Compact"/>
+              <w:jc w:val="left"/>
+            </w:pPr>
+            <w:r>
+              <w:t xml:space="preserve">2.1 m</w:t>
+            </w:r>
+          </w:p>
+        </w:tc>
+      </w:tr>
+      <w:tr>
+        <w:tc>
+          <w:tcPr/>
+          <w:p>
+            <w:pPr>
+              <w:pStyle w:val="Compact"/>
+              <w:jc w:val="left"/>
+            </w:pPr>
+            <w:r>
+              <w:t xml:space="preserve">Uninverted lines</w:t>
+            </w:r>
+          </w:p>
+        </w:tc>
+        <w:tc>
+          <w:tcPr/>
+          <w:p>
+            <w:pPr>
+              <w:pStyle w:val="Compact"/>
+              <w:jc w:val="left"/>
+            </w:pPr>
+            <w:r>
+              <w:t xml:space="preserve">11</w:t>
+            </w:r>
+          </w:p>
+        </w:tc>
+        <w:tc>
+          <w:tcPr/>
+          <w:p>
+            <w:pPr>
+              <w:pStyle w:val="Compact"/>
+              <w:jc w:val="left"/>
+            </w:pPr>
+            <w:r>
+              <w:rPr>
+                <w:bCs/>
+                <w:b/>
+              </w:rPr>
+              <w:t xml:space="preserve">5.7 m</w:t>
+            </w:r>
+          </w:p>
+        </w:tc>
+        <w:tc>
+          <w:tcPr/>
+          <w:p>
+            <w:pPr>
+              <w:pStyle w:val="Compact"/>
+              <w:jc w:val="left"/>
+            </w:pPr>
+            <w:r>
+              <w:t xml:space="preserve">8.9 m</w:t>
+            </w:r>
+          </w:p>
+        </w:tc>
+        <w:tc>
+          <w:tcPr/>
+          <w:p>
+            <w:pPr>
+              <w:pStyle w:val="Compact"/>
+              <w:jc w:val="left"/>
+            </w:pPr>
+            <w:r>
+              <w:t xml:space="preserve">8.4 m</w:t>
+            </w:r>
+          </w:p>
+        </w:tc>
+        <w:tc>
+          <w:tcPr/>
+          <w:p>
+            <w:pPr>
+              <w:pStyle w:val="Compact"/>
+              <w:jc w:val="left"/>
+            </w:pPr>
+            <w:r>
+              <w:t xml:space="preserve">—</w:t>
+            </w:r>
+          </w:p>
+        </w:tc>
+      </w:tr>
+      <w:tr>
+        <w:tc>
+          <w:tcPr/>
+          <w:p>
+            <w:pPr>
+              <w:pStyle w:val="Compact"/>
+              <w:jc w:val="left"/>
+            </w:pPr>
+            <w:r>
+              <w:t xml:space="preserve">Buried valley</w:t>
+            </w:r>
+          </w:p>
+        </w:tc>
+        <w:tc>
+          <w:tcPr/>
+          <w:p>
+            <w:pPr>
+              <w:pStyle w:val="Compact"/>
+              <w:jc w:val="left"/>
+            </w:pPr>
+            <w:r>
+              <w:t xml:space="preserve">2</w:t>
+            </w:r>
+          </w:p>
+        </w:tc>
+        <w:tc>
+          <w:tcPr/>
+          <w:p>
+            <w:pPr>
+              <w:pStyle w:val="Compact"/>
+              <w:jc w:val="left"/>
+            </w:pPr>
+            <w:r>
+              <w:t xml:space="preserve">17.0 m</w:t>
+            </w:r>
+          </w:p>
+        </w:tc>
+        <w:tc>
+          <w:tcPr/>
+          <w:p>
+            <w:pPr>
+              <w:pStyle w:val="Compact"/>
+              <w:jc w:val="left"/>
+            </w:pPr>
+            <w:r>
+              <w:rPr>
+                <w:bCs/>
+                <w:b/>
+              </w:rPr>
+              <w:t xml:space="preserve">12.7 m</w:t>
+            </w:r>
+          </w:p>
+        </w:tc>
+        <w:tc>
+          <w:tcPr/>
+          <w:p>
+            <w:pPr>
+              <w:pStyle w:val="Compact"/>
+              <w:jc w:val="left"/>
+            </w:pPr>
+            <w:r>
+              <w:t xml:space="preserve">20.7 m</w:t>
+            </w:r>
+          </w:p>
+        </w:tc>
+        <w:tc>
+          <w:tcPr/>
+          <w:p>
+            <w:pPr>
+              <w:pStyle w:val="Compact"/>
+              <w:jc w:val="left"/>
+            </w:pPr>
+            <w:r>
+              <w:t xml:space="preserve">—</w:t>
+            </w:r>
+          </w:p>
+        </w:tc>
+      </w:tr>
+      <w:tr>
+        <w:tc>
+          <w:tcPr/>
+          <w:p>
+            <w:pPr>
+              <w:pStyle w:val="Compact"/>
+              <w:jc w:val="left"/>
+            </w:pPr>
+            <w:r>
+              <w:t xml:space="preserve">All</w:t>
+            </w:r>
+          </w:p>
+        </w:tc>
+        <w:tc>
+          <w:tcPr/>
+          <w:p>
+            <w:pPr>
+              <w:pStyle w:val="Compact"/>
+              <w:jc w:val="left"/>
+            </w:pPr>
+            <w:r>
+              <w:t xml:space="preserve">21</w:t>
+            </w:r>
+          </w:p>
+        </w:tc>
+        <w:tc>
+          <w:tcPr/>
+          <w:p>
+            <w:pPr>
+              <w:pStyle w:val="Compact"/>
+              <w:jc w:val="left"/>
+            </w:pPr>
+            <w:r>
+              <w:rPr>
+                <w:bCs/>
+                <w:b/>
+              </w:rPr>
+              <w:t xml:space="preserve">3.7 m</w:t>
+            </w:r>
+          </w:p>
+        </w:tc>
+        <w:tc>
+          <w:tcPr/>
+          <w:p>
+            <w:pPr>
+              <w:pStyle w:val="Compact"/>
+              <w:jc w:val="left"/>
+            </w:pPr>
+            <w:r>
+              <w:t xml:space="preserve">5.9 m</w:t>
+            </w:r>
+          </w:p>
+        </w:tc>
+        <w:tc>
+          <w:tcPr/>
+          <w:p>
+            <w:pPr>
+              <w:pStyle w:val="Compact"/>
+              <w:jc w:val="left"/>
+            </w:pPr>
+            <w:r>
+              <w:t xml:space="preserve">5.2 m</w:t>
+            </w:r>
+          </w:p>
+        </w:tc>
+        <w:tc>
+          <w:tcPr/>
+          <w:p>
+            <w:pPr>
+              <w:pStyle w:val="Compact"/>
+              <w:jc w:val="left"/>
+            </w:pPr>
+            <w:r>
+              <w:t xml:space="preserve">—</w:t>
+            </w:r>
+          </w:p>
+        </w:tc>
+      </w:tr>
+    </w:tbl>
+    <w:p>
+      <w:pPr>
+        <w:pStyle w:val="BodyText"/>
+      </w:pPr>
+      <w:r>
+        <w:rPr>
+          <w:bCs/>
+          <w:b/>
+        </w:rPr>
+        <w:t xml:space="preserve">Exact inference, overconfident intervals.</w:t>
+      </w:r>
+      <w:r>
+        <w:t xml:space="preserve"> </w:t>
+      </w:r>
+      <w:r>
+        <w:t xml:space="preserve">The errors halve in log depth (rms 0.23 decades, against 0.43 for the ensemble), but the intervals narrow as well (typical half-width 0.06 decades). Only 3 of 21 validation holes, and 4 of the 15 calibration holes, lie inside the 80% intervals. With the split-conformal factor</w:t>
+      </w:r>
+      <w:r>
+        <w:t xml:space="preserve"> </w:t>
+      </w:r>
+      <m:oMath>
+        <m:r>
+          <m:t>k</m:t>
+        </m:r>
+        <m:r>
+          <m:rPr>
+            <m:sty m:val="p"/>
+          </m:rPr>
+          <m:t>=</m:t>
+        </m:r>
+        <m:r>
+          <m:t>4.08</m:t>
+        </m:r>
+      </m:oMath>
+      <w:r>
+        <w:t xml:space="preserve">, 16 of 21 (76%) do. The comparison separates two failures. The ensemble’s trap is a failure of inference, which exact composition removes. The overconfidence is a failure of the model: a one-dimensional, two-unit earth, nuisance parameters uncoupled along the line, and a borehole that samples a point where the bird averages about 100 m. Exact inference cannot remove that, because its posterior is exact for the wrong model.</w:t>
+      </w:r>
+    </w:p>
+    <w:p>
+      <w:pPr>
+        <w:pStyle w:val="CaptionedFigure"/>
+      </w:pPr>
+      <w:r>
+        <w:drawing>
+          <wp:inline>
+            <wp:extent cx="5334000" cy="3733799"/>
+            <wp:effectExtent b="0" l="0" r="0" t="0"/>
+            <wp:docPr descr="Fig. 5. Lines 30090 and 30070: the grid posterior of the depth to bedrock at every sounding (darker is more probable), the most probable surface, the pooled ensemble’s 80% interval, and the boreholes." title="" id="49" name="Picture"/>
+            <a:graphic>
+              <a:graphicData uri="http://schemas.openxmlformats.org/drawingml/2006/picture">
+                <pic:pic>
+                  <pic:nvPicPr>
+                    <pic:cNvPr descr="../figures/profunctor_lines.png" id="50" name="Picture"/>
+                    <pic:cNvPicPr>
+                      <a:picLocks noChangeArrowheads="1" noChangeAspect="1"/>
+                    </pic:cNvPicPr>
+                  </pic:nvPicPr>
+                  <pic:blipFill>
+                    <a:blip r:embed="rId48"/>
+                    <a:stretch>
+                      <a:fillRect/>
+                    </a:stretch>
+                  </pic:blipFill>
+                  <pic:spPr bwMode="auto">
+                    <a:xfrm>
+                      <a:off x="0" y="0"/>
+                      <a:ext cx="5334000" cy="3733799"/>
+                    </a:xfrm>
+                    <a:prstGeom prst="rect">
+                      <a:avLst/>
+                    </a:prstGeom>
+                    <a:noFill/>
+                    <a:ln w="9525">
+                      <a:noFill/>
+                      <a:headEnd/>
+                      <a:tailEnd/>
+                    </a:ln>
+                  </pic:spPr>
+                </pic:pic>
+              </a:graphicData>
+            </a:graphic>
+          </wp:inline>
+        </w:drawing>
+      </w:r>
+    </w:p>
+    <w:p>
+      <w:pPr>
+        <w:pStyle w:val="ImageCaption"/>
+      </w:pPr>
+      <w:r>
+        <w:t xml:space="preserve">Fig. 5. Lines 30090 and 30070: the grid posterior of the depth to bedrock at every sounding (darker is more probable), the most probable surface, the pooled ensemble’s 80% interval, and the boreholes.</w:t>
+      </w:r>
+    </w:p>
+    <w:p>
+      <w:pPr>
+        <w:pStyle w:val="CaptionedFigure"/>
+      </w:pPr>
+      <w:r>
+        <w:drawing>
+          <wp:inline>
+            <wp:extent cx="5334000" cy="6667500"/>
+            <wp:effectExtent b="0" l="0" r="0" t="0"/>
+            <wp:docPr descr="Fig. 6. Depth to bedrock from the grid on every line, and the soundings whose posterior holds two separate modes." title="" id="52" name="Picture"/>
+            <a:graphic>
+              <a:graphicData uri="http://schemas.openxmlformats.org/drawingml/2006/picture">
+                <pic:pic>
+                  <pic:nvPicPr>
+                    <pic:cNvPr descr="../figures/profunctor_map.png" id="53" name="Picture"/>
+                    <pic:cNvPicPr>
+                      <a:picLocks noChangeArrowheads="1" noChangeAspect="1"/>
+                    </pic:cNvPicPr>
+                  </pic:nvPicPr>
+                  <pic:blipFill>
+                    <a:blip r:embed="rId51"/>
+                    <a:stretch>
+                      <a:fillRect/>
+                    </a:stretch>
+                  </pic:blipFill>
+                  <pic:spPr bwMode="auto">
+                    <a:xfrm>
+                      <a:off x="0" y="0"/>
+                      <a:ext cx="5334000" cy="6667500"/>
+                    </a:xfrm>
+                    <a:prstGeom prst="rect">
+                      <a:avLst/>
+                    </a:prstGeom>
+                    <a:noFill/>
+                    <a:ln w="9525">
+                      <a:noFill/>
+                      <a:headEnd/>
+                      <a:tailEnd/>
+                    </a:ln>
+                  </pic:spPr>
+                </pic:pic>
+              </a:graphicData>
+            </a:graphic>
+          </wp:inline>
+        </w:drawing>
+      </w:r>
+    </w:p>
+    <w:p>
+      <w:pPr>
+        <w:pStyle w:val="ImageCaption"/>
+      </w:pPr>
+      <w:r>
+        <w:t xml:space="preserve">Fig. 6. Depth to bedrock from the grid on every line, and the soundings whose posterior holds two separate modes.</w:t>
+      </w:r>
+    </w:p>
+    <w:bookmarkEnd w:id="54"/>
+    <w:bookmarkStart w:id="58" w:name="X74f7f3d57f444088d1b38b6fe5f2e60aaae56b5"/>
+    <w:p>
+      <w:pPr>
+        <w:pStyle w:val="Heading2"/>
+      </w:pPr>
+      <w:r>
+        <w:t xml:space="preserve">4.5 Consequence for the volume of aquifer material</w:t>
+      </w:r>
+    </w:p>
+    <w:p>
+      <w:pPr>
+        <w:pStyle w:val="FirstParagraph"/>
+      </w:pPr>
+      <w:r>
+        <w:t xml:space="preserve">Integrated over the ten north–south lines’ strips (about 45 km²), the inversions give different amounts of aquifer material between the ground and bedrock (Table 6, Fig. 7). With exact inference the sharp contact gives 10% more than the smooth model (1.22 against 1.11 km³). The ensembles gave 27–37% more, but most of that surplus came from contacts trapped too deep under shallow bedrock: the mean thickness on line 30090 falls from 38 m (pooled ensemble) to 29 m (grid). On the six lines EM1DFM covers, the grid lies between the smooth model and EM1DFM. The 10% difference between the smooth and sharp models is still several times any single run’s posterior spread (±1% for the grid).</w:t>
+      </w:r>
+    </w:p>
+    <w:p>
+      <w:pPr>
+        <w:pStyle w:val="BodyText"/>
+      </w:pPr>
+      <w:r>
+        <w:rPr>
+          <w:bCs/>
+          <w:b/>
+        </w:rPr>
+        <w:t xml:space="preserve">Table 6.</w:t>
+      </w:r>
+      <w:r>
+        <w:t xml:space="preserve"> </w:t>
+      </w:r>
+      <w:r>
+        <w:t xml:space="preserve">Volume of aquifer material under the ten lines’ strips.</w:t>
+      </w:r>
+    </w:p>
+    <w:tbl>
+      <w:tblPr>
+        <w:tblStyle w:val="Table"/>
+        <w:tblW w:type="auto" w:w="0"/>
         <w:tblLook w:firstRow="1" w:lastRow="0" w:firstColumn="0" w:lastColumn="0" w:noHBand="0" w:noVBand="0" w:val="0020"/>
         <w:jc w:val="start"/>
       </w:tblPr>
@@ -7693,19 +9115,19 @@
               <w:jc w:val="left"/>
             </w:pPr>
             <w:r>
-              <w:t xml:space="preserve">Sharp contact, single start: median (80%)</w:t>
-            </w:r>
-          </w:p>
-        </w:tc>
-        <w:tc>
-          <w:tcPr/>
-          <w:p>
-            <w:pPr>
-              <w:pStyle w:val="Compact"/>
-              <w:jc w:val="left"/>
-            </w:pPr>
-            <w:r>
-              <w:t xml:space="preserve">1.52 (1.52–1.56)</w:t>
+              <w:t xml:space="preserve">Grid, sharp contact: median (80%)</w:t>
+            </w:r>
+          </w:p>
+        </w:tc>
+        <w:tc>
+          <w:tcPr/>
+          <w:p>
+            <w:pPr>
+              <w:pStyle w:val="Compact"/>
+              <w:jc w:val="left"/>
+            </w:pPr>
+            <w:r>
+              <w:t xml:space="preserve">1.22 (1.22–1.24)</w:t>
             </w:r>
           </w:p>
         </w:tc>
@@ -7719,19 +9141,19 @@
               <w:jc w:val="left"/>
             </w:pPr>
             <w:r>
-              <w:t xml:space="preserve">Sharp contact, pooled: median (80%)</w:t>
-            </w:r>
-          </w:p>
-        </w:tc>
-        <w:tc>
-          <w:tcPr/>
-          <w:p>
-            <w:pPr>
-              <w:pStyle w:val="Compact"/>
-              <w:jc w:val="left"/>
-            </w:pPr>
-            <w:r>
-              <w:t xml:space="preserve">1.41 (1.38–1.54)</w:t>
+              <w:t xml:space="preserve">Grid, recalibrated: 80%</w:t>
+            </w:r>
+          </w:p>
+        </w:tc>
+        <w:tc>
+          <w:tcPr/>
+          <w:p>
+            <w:pPr>
+              <w:pStyle w:val="Compact"/>
+              <w:jc w:val="left"/>
+            </w:pPr>
+            <w:r>
+              <w:t xml:space="preserve">1.30–1.36</w:t>
             </w:r>
           </w:p>
         </w:tc>
@@ -7745,19 +9167,19 @@
               <w:jc w:val="left"/>
             </w:pPr>
             <w:r>
-              <w:t xml:space="preserve">Sharp contact, pooled and recalibrated: 80%</w:t>
-            </w:r>
-          </w:p>
-        </w:tc>
-        <w:tc>
-          <w:tcPr/>
-          <w:p>
-            <w:pPr>
-              <w:pStyle w:val="Compact"/>
-              <w:jc w:val="left"/>
-            </w:pPr>
-            <w:r>
-              <w:t xml:space="preserve">1.50–2.20</w:t>
+              <w:t xml:space="preserve">Ensemble, sharp contact: pooled / single start</w:t>
+            </w:r>
+          </w:p>
+        </w:tc>
+        <w:tc>
+          <w:tcPr/>
+          <w:p>
+            <w:pPr>
+              <w:pStyle w:val="Compact"/>
+              <w:jc w:val="left"/>
+            </w:pPr>
+            <w:r>
+              <w:t xml:space="preserve">1.41 / 1.52</w:t>
             </w:r>
           </w:p>
         </w:tc>
@@ -7771,19 +9193,19 @@
               <w:jc w:val="left"/>
             </w:pPr>
             <w:r>
-              <w:t xml:space="preserve">EM1DFM’s six lines only: smooth / EM1DFM / pooled sharp</w:t>
-            </w:r>
-          </w:p>
-        </w:tc>
-        <w:tc>
-          <w:tcPr/>
-          <w:p>
-            <w:pPr>
-              <w:pStyle w:val="Compact"/>
-              <w:jc w:val="left"/>
-            </w:pPr>
-            <w:r>
-              <w:t xml:space="preserve">0.72 / 0.86 / 0.86</w:t>
+              <w:t xml:space="preserve">EM1DFM’s six lines only: smooth / EM1DFM / grid</w:t>
+            </w:r>
+          </w:p>
+        </w:tc>
+        <w:tc>
+          <w:tcPr/>
+          <w:p>
+            <w:pPr>
+              <w:pStyle w:val="Compact"/>
+              <w:jc w:val="left"/>
+            </w:pPr>
+            <w:r>
+              <w:t xml:space="preserve">0.72 / 0.86 / 0.77</w:t>
             </w:r>
           </w:p>
         </w:tc>
@@ -7806,18 +9228,18 @@
           <wp:inline>
             <wp:extent cx="5334000" cy="2844800"/>
             <wp:effectExtent b="0" l="0" r="0" t="0"/>
-            <wp:docPr descr="Fig. 5. Mean thickness from the ground to bedrock on each line, by inversion." title="" id="48" name="Picture"/>
+            <wp:docPr descr="Fig. 7. Mean thickness from the ground to bedrock on each line, from the grid, the smooth model and EM1DFM." title="" id="56" name="Picture"/>
             <a:graphic>
               <a:graphicData uri="http://schemas.openxmlformats.org/drawingml/2006/picture">
                 <pic:pic>
                   <pic:nvPicPr>
-                    <pic:cNvPr descr="../figures/aquifer_thickness.png" id="49" name="Picture"/>
+                    <pic:cNvPr descr="../figures/aquifer_thickness_profunctor.png" id="57" name="Picture"/>
                     <pic:cNvPicPr>
                       <a:picLocks noChangeArrowheads="1" noChangeAspect="1"/>
                     </pic:cNvPicPr>
                   </pic:nvPicPr>
                   <pic:blipFill>
-                    <a:blip r:embed="rId47"/>
+                    <a:blip r:embed="rId55"/>
                     <a:stretch>
                       <a:fillRect/>
                     </a:stretch>
@@ -7849,17 +9271,17 @@
         <w:pStyle w:val="ImageCaption"/>
       </w:pPr>
       <w:r>
-        <w:t xml:space="preserve">Fig. 5. Mean thickness from the ground to bedrock on each line, by inversion.</w:t>
-      </w:r>
-    </w:p>
-    <w:bookmarkEnd w:id="50"/>
-    <w:bookmarkStart w:id="51" w:name="sensitivity-to-the-data-error"/>
+        <w:t xml:space="preserve">Fig. 7. Mean thickness from the ground to bedrock on each line, from the grid, the smooth model and EM1DFM.</w:t>
+      </w:r>
+    </w:p>
+    <w:bookmarkEnd w:id="58"/>
+    <w:bookmarkStart w:id="59" w:name="sensitivity-to-the-data-error"/>
     <w:p>
       <w:pPr>
         <w:pStyle w:val="Heading2"/>
       </w:pPr>
       <w:r>
-        <w:t xml:space="preserve">4.5 Sensitivity to the data error</w:t>
+        <w:t xml:space="preserve">4.6 Sensitivity to the data error</w:t>
       </w:r>
     </w:p>
     <w:p>
@@ -7867,7 +9289,7 @@
         <w:pStyle w:val="FirstParagraph"/>
       </w:pPr>
       <w:r>
-        <w:t xml:space="preserve">The marginal likelihood prefers ever smaller relative data errors, down to the channel floors: 1% scores −17,727 on line 30050, against −18,767 for 5%. At 1% the data are still fitted to within the error (median misfit 0.82), so the measurement noise is indeed small. The errors that matter are of another kind: the earth is not one-dimensional, the calibration is imperfect, and the bird averages over about 100 m where a log averages over a metre. All three repeat from one sounding to the next, which a likelihood that treats soundings as independent cannot see. Table 6 shows the trade-off for the smooth model.</w:t>
+        <w:t xml:space="preserve">The marginal likelihood prefers ever smaller relative data errors, down to the channel floors: 1% scores −17,727 on line 30050, against −18,767 for 5%. At 1% the data are still fitted to within the error (median misfit 0.82), so the measurement noise is indeed small. The errors that matter are of another kind: the earth is not one-dimensional, the calibration is imperfect, and the bird averages over about 100 m where a log averages over a metre. All three repeat from one sounding to the next, which a likelihood that treats soundings as independent cannot see. Table 7 shows the trade-off for the smooth model.</w:t>
       </w:r>
     </w:p>
     <w:p>
@@ -7879,7 +9301,7 @@
           <w:bCs/>
           <w:b/>
         </w:rPr>
-        <w:t xml:space="preserve">Table 6.</w:t>
+        <w:t xml:space="preserve">Table 7.</w:t>
       </w:r>
       <w:r>
         <w:t xml:space="preserve"> </w:t>
@@ -8100,14 +9522,14 @@
         <w:t xml:space="preserve">Neither setting is better everywhere: 5% is better on the inverted lines and the logs, and worse on the uninverted lines. Neither finds the valley floor.</w:t>
       </w:r>
     </w:p>
-    <w:bookmarkEnd w:id="51"/>
-    <w:bookmarkStart w:id="52" w:name="a-learned-surrogate-as-a-baseline"/>
+    <w:bookmarkEnd w:id="59"/>
+    <w:bookmarkStart w:id="60" w:name="a-learned-surrogate-as-a-baseline"/>
     <w:p>
       <w:pPr>
         <w:pStyle w:val="Heading2"/>
       </w:pPr>
       <w:r>
-        <w:t xml:space="preserve">4.6 A learned surrogate as a baseline</w:t>
+        <w:t xml:space="preserve">4.7 A learned surrogate as a baseline</w:t>
       </w:r>
     </w:p>
     <w:p>
@@ -8223,14 +9645,14 @@
         <w:t xml:space="preserve">The 80% intervals from the state-space features contained the borehole depth at none of the 12 holes on those lines. They describe how well the inversion was copied, not how well the ground is known. The surrogate’s mean error on the 11 uninverted-line holes of Table 2 (6.8–6.9 m) is lower than the smooth ensemble’s (8.4 m), mostly because of two holes (1-G-96 and 2-G-96) where the ensemble finds conductive ground near the surface and the driller logged silt. What the ensemble adds is intervals that sometimes contain the truth.</w:t>
       </w:r>
     </w:p>
-    <w:bookmarkEnd w:id="52"/>
-    <w:bookmarkStart w:id="53" w:name="cost-against-mcmc"/>
+    <w:bookmarkEnd w:id="60"/>
+    <w:bookmarkStart w:id="61" w:name="cost-against-mcmc"/>
     <w:p>
       <w:pPr>
         <w:pStyle w:val="Heading2"/>
       </w:pPr>
       <w:r>
-        <w:t xml:space="preserve">4.7 Cost against MCMC</w:t>
+        <w:t xml:space="preserve">4.8 Cost against MCMC</w:t>
       </w:r>
     </w:p>
     <w:p>
@@ -8260,7 +9682,7 @@
           <w:bCs/>
           <w:b/>
         </w:rPr>
-        <w:t xml:space="preserve">Table 7.</w:t>
+        <w:t xml:space="preserve">Table 8.</w:t>
       </w:r>
       <w:r>
         <w:t xml:space="preserve"> </w:t>
@@ -8277,10 +9699,11 @@
         <w:jc w:val="start"/>
       </w:tblPr>
       <w:tblGrid>
-        <w:gridCol w:w="1980"/>
-        <w:gridCol w:w="1980"/>
-        <w:gridCol w:w="1980"/>
-        <w:gridCol w:w="1980"/>
+        <w:gridCol w:w="1584"/>
+        <w:gridCol w:w="1584"/>
+        <w:gridCol w:w="1584"/>
+        <w:gridCol w:w="1584"/>
+        <w:gridCol w:w="1584"/>
       </w:tblGrid>
       <w:tr>
         <w:trPr>
@@ -8330,6 +9753,18 @@
             </w:r>
           </w:p>
         </w:tc>
+        <w:tc>
+          <w:tcPr/>
+          <w:p>
+            <w:pPr>
+              <w:pStyle w:val="Compact"/>
+              <w:jc w:val="left"/>
+            </w:pPr>
+            <w:r>
+              <w:t xml:space="preserve">Depth grid</w:t>
+            </w:r>
+          </w:p>
+        </w:tc>
       </w:tr>
       <w:tr>
         <w:tc>
@@ -8380,6 +9815,18 @@
             </w:r>
           </w:p>
         </w:tc>
+        <w:tc>
+          <w:tcPr/>
+          <w:p>
+            <w:pPr>
+              <w:pStyle w:val="Compact"/>
+              <w:jc w:val="left"/>
+            </w:pPr>
+            <w:r>
+              <w:t xml:space="preserve">about 4,000 (80 depths × Laplace fits)</w:t>
+            </w:r>
+          </w:p>
+        </w:tc>
       </w:tr>
       <w:tr>
         <w:tc>
@@ -8430,6 +9877,18 @@
             </w:r>
           </w:p>
         </w:tc>
+        <w:tc>
+          <w:tcPr/>
+          <w:p>
+            <w:pPr>
+              <w:pStyle w:val="Compact"/>
+              <w:jc w:val="left"/>
+            </w:pPr>
+            <w:r>
+              <w:t xml:space="preserve">0.36 core-s</w:t>
+            </w:r>
+          </w:p>
+        </w:tc>
       </w:tr>
       <w:tr>
         <w:tc>
@@ -8480,6 +9939,18 @@
             </w:r>
           </w:p>
         </w:tc>
+        <w:tc>
+          <w:tcPr/>
+          <w:p>
+            <w:pPr>
+              <w:pStyle w:val="Compact"/>
+              <w:jc w:val="left"/>
+            </w:pPr>
+            <w:r>
+              <w:t xml:space="preserve">about 7 core-hours</w:t>
+            </w:r>
+          </w:p>
+        </w:tc>
       </w:tr>
     </w:tbl>
     <w:p>
@@ -8487,7 +9958,7 @@
         <w:pStyle w:val="BodyText"/>
       </w:pPr>
       <w:r>
-        <w:t xml:space="preserve">The ensembles use 40–125 times fewer forward evaluations. In wall time the gap is about 2,100 times for the smooth model and 3,200 times for the pooled sharp model, but part of that is the machine and language: the 2012 run was in MATLAB with live plotting enabled. A modern, parallel MCMC would close some of the wall-time gap, though not the gap in forward evaluations.</w:t>
+        <w:t xml:space="preserve">The ensembles and the grid use 40–125 times fewer forward evaluations. In wall time the gap is 2,100–4,000 times, but part of that is the machine and language: the 2012 run was in MATLAB with live plotting enabled. A modern, parallel MCMC would close some of the wall-time gap, though not the gap in forward evaluations.</w:t>
       </w:r>
     </w:p>
     <w:p>
@@ -8508,9 +9979,9 @@
         <w:t xml:space="preserve">Two changes the author made to the MCMC code in 2012, vectorization of the code base and a burn-in stopped on detection, are measured in Supplement S1. Together they cut the time per sounding by about 32%, which does not change the comparison above.</w:t>
       </w:r>
     </w:p>
-    <w:bookmarkEnd w:id="53"/>
-    <w:bookmarkEnd w:id="54"/>
-    <w:bookmarkStart w:id="55" w:name="discussion"/>
+    <w:bookmarkEnd w:id="61"/>
+    <w:bookmarkEnd w:id="62"/>
+    <w:bookmarkStart w:id="63" w:name="discussion"/>
     <w:p>
       <w:pPr>
         <w:pStyle w:val="Heading1"/>
@@ -8566,13 +10037,31 @@
           <w:bCs/>
           <w:b/>
         </w:rPr>
-        <w:t xml:space="preserve">What is inverted for matters more than how.</w:t>
-      </w:r>
-      <w:r>
-        <w:t xml:space="preserve"> </w:t>
-      </w:r>
-      <w:r>
-        <w:t xml:space="preserve">The smooth and sharp models use the same data, forward model, filter, smoother, gains and error model. They differ only in the question asked, and they place the valley floor about 10 m apart (section 4.3). A smooth Gaussian prior cannot represent a step, so a threshold on a smooth model fires early on the ramp above it. Asking for the depth of a contact directly removes that bias by construction. Trans-dimensional MCMC achieves something similar by letting the number and position of boundaries vary (Malinverno 2002; Minsley 2011). A fixed parameterization with an explicit contact gets much of that benefit at a small fraction of the cost, when the question is a single surface.</w:t>
+        <w:t xml:space="preserve">What is inverted for, and how.</w:t>
+      </w:r>
+      <w:r>
+        <w:t xml:space="preserve"> </w:t>
+      </w:r>
+      <w:r>
+        <w:t xml:space="preserve">The smooth and sharp ensembles use the same data, forward model, filter, smoother, gains and error model. They differ only in the question asked, and they place the valley floor about 10 m apart (section 4.3). A smooth Gaussian prior cannot represent a step, so a threshold on a smooth model fires early on the ramp above it. Asking for the depth of a contact directly removes that bias by construction. Trans-dimensional MCMC achieves something similar by letting the number and position of boundaries vary (Malinverno 2002; Minsley 2011). A fixed parameterization with an explicit contact gets much of that benefit at a small fraction of the cost, when the question is a single surface. How the inversion is done matters too. The sharp-contact ensemble and the depth grid share one Bayesian model, yet the grid cuts the mean error from 5.9 to 3.7 m, because the ensemble’s Gaussian update settles in places the data do not support (section 4.4).</w:t>
+      </w:r>
+    </w:p>
+    <w:p>
+      <w:pPr>
+        <w:pStyle w:val="BodyText"/>
+      </w:pPr>
+      <w:r>
+        <w:rPr>
+          <w:bCs/>
+          <w:b/>
+        </w:rPr>
+        <w:t xml:space="preserve">Exact composition, and what the relational view buys.</w:t>
+      </w:r>
+      <w:r>
+        <w:t xml:space="preserve"> </w:t>
+      </w:r>
+      <w:r>
+        <w:t xml:space="preserve">Writing the inversion as a relation and composing it along the line does not add information; it removes an approximation. The forward-backward and Viterbi recursions are classical, and their grid form is practical here because only one number per sounding, the depth to bedrock, needs a grid; the other seven are integrated out at each depth. Three things follow. The posterior can take any shape, so a trap like that of the ensemble cannot occur. The two semirings give the probabilities and the most probable surface from the same code. And because the per-sounding evidence does not depend on how soundings are linked, the linking can be chosen by evidence at negligible cost. The same composition extends naturally to the next steps: across lines, to boreholes as a second set of observations, and along the chain from earth to lithology, hydraulic conductivity and heads.</w:t>
       </w:r>
     </w:p>
     <w:p>
@@ -8590,7 +10079,7 @@
         <w:t xml:space="preserve"> </w:t>
       </w:r>
       <w:r>
-        <w:t xml:space="preserve">Neither parameterization is better everywhere. Where the Brule is shallow and electrically distinct, the smooth model’s threshold and the borehole contact coincide, and the smooth model is the more accurate. In the buried valley the sharp contact is. On line 30090 the two-unit model has two answers that fit equally well, because the driller’s bedrock (a formation) and the EM’s bedrock (a conductor) are different surfaces, and the top of the Brule there is about as resistive as the fill. Which answer a single ensemble returns depends on its seed. An EM-derived bedrock map should say which of the two surfaces it maps. A three-unit model (fill, an electrically resistive upper bedrock, and a conductor), or lithology from boreholes along the line, could reconcile them. Because the filter evaluates the marginal likelihood at every sounding, competing parameterizations can also be compared along the line, and averaged where neither dominates.</w:t>
+        <w:t xml:space="preserve">The smooth model’s threshold and the sharp contact are different surfaces. Where the top of the Brule is resistive, the 20 ohm·m threshold fires near the surface and happens to agree with the driller. In the buried valley the threshold fires early on the ramp above the shale, and the sharp contact is better. An EM-derived bedrock map should say which surface it maps.</w:t>
       </w:r>
     </w:p>
     <w:p>
@@ -8598,7 +10087,7 @@
         <w:pStyle w:val="BodyText"/>
       </w:pPr>
       <w:r>
-        <w:t xml:space="preserve">The remaining valley shortfall, 12–14 m at the two validation holes, is set neither by the prior, which moved the valley medians by less than a metre when widened, nor by the seed (45.5–49.3 m in every run). Three explanations remain and cannot be separated with these data. The 1D assumption ignores the valley walls inside a footprint about 100 m wide. One of the holes is 91 m from its sounding. And 60 m under conductive fill is near the limit of the lowest frequency.</w:t>
+        <w:t xml:space="preserve">The remaining valley shortfall, 12–22 m at the two validation holes, is set neither by the prior, which moved the ensemble’s valley medians by less than a metre when widened, nor by the seed (45.5–49.3 m in every run), nor by the inference (the grid gives 38–47 m). Three explanations remain and cannot be separated with these data. The 1D assumption ignores the valley walls inside a footprint about 100 m wide. One of the holes is 91 m from its sounding. And 60 m under conductive fill is near the limit of the lowest frequency.</w:t>
       </w:r>
     </w:p>
     <w:p>
@@ -8616,7 +10105,7 @@
         <w:t xml:space="preserve"> </w:t>
       </w:r>
       <w:r>
-        <w:t xml:space="preserve">The volume of aquifer material under the survey lines differs by 27–37% between the smooth and sharp models, while a single ensemble’s posterior claims about ±1%. Storage and transmissivity scale with saturated thickness, so the same discrepancy carries into any groundwater budget built on one inversion with its stated uncertainty. Propagating the base of the aquifer into a flow model, together with the spatial continuity of the aquifer material (Friedel &amp; Iwashita 2013), needs water levels, hydraulic properties and the river and canal boundaries, which are outside this study. What the results here show is that the structural choice in the inversion, not the posterior spread within one model, dominates the uncertainty such a model would inherit.</w:t>
+        <w:t xml:space="preserve">With exact inference, the volume of aquifer material under the survey lines differs by 10% between the smooth and sharp models, while each run’s posterior claims about ±1%. An approximate inference can make the gap look three times larger (section 4.5). Storage and transmissivity scale with saturated thickness, so the same discrepancy carries into any groundwater budget built on one inversion with its stated uncertainty. Propagating the base of the aquifer into a flow model, together with the spatial continuity of the aquifer material (Friedel &amp; Iwashita 2013), needs water levels, hydraulic properties and the river and canal boundaries, which are outside this study. What the results here show is that the structural choice in the inversion, not the posterior spread within one model, dominates the uncertainty such a model would inherit.</w:t>
       </w:r>
     </w:p>
     <w:p>
@@ -8634,7 +10123,7 @@
         <w:t xml:space="preserve"> </w:t>
       </w:r>
       <w:r>
-        <w:t xml:space="preserve">A posterior describes uncertainty given its model: the parameterization, the one-dimensional earth, and the error model. When the model is close to right, as for the smooth model at shallow-bedrock holes, the intervals are honest (90% coverage). When it is rigid and sometimes wrong, as for the two-unit model where the stratigraphic contact is not the electrical one, they are far too narrow. Two things compound it. A Gaussian ensemble keeps one mode where the data allow two, and pooling three starts recovers only part of the missing spread (29% coverage instead of 10%). And the likelihood cannot detect structural error, because it repeats from sounding to sounding and the along-line coupling then accumulates false confidence. The split-conformal step used here (Vovk et al. 2005; Angelopoulos &amp; Bates 2023) is a cheap guard. It uses boreholes that are neither in the prior’s validation set nor near enough to be used for validation, and it makes no assumption about why the model is wrong. Its guarantee rests on the calibration and validation holes being exchangeable. They are not quite: calibration holes lie 100–300 m from the nearest sounding, validation holes within 100 m, so the recalibrated intervals should err on the wide side.</w:t>
+        <w:t xml:space="preserve">A posterior describes uncertainty given its model: the parameterization, the one-dimensional earth, and the error model. When the model is close to right, as for the smooth model at shallow-bedrock holes, the intervals are honest (90% coverage). When it is rigid and sometimes wrong, as for the two-unit model where the stratigraphic contact is not the electrical one, they are far too narrow. Exact inference on the grid does not help: its intervals hold 14% of the validation holes. The likelihood cannot detect structural error, because it repeats from sounding to sounding, and the along-line coupling then accumulates false confidence. The split-conformal step used here (Vovk et al. 2005; Angelopoulos &amp; Bates 2023) is a cheap guard. It uses boreholes that are neither in the prior’s validation set nor near enough to be used for validation, and it makes no assumption about why the model is wrong. Its guarantee rests on the calibration and validation holes being exchangeable. They are not quite: calibration holes lie 100–300 m from the nearest sounding, validation holes within 100 m, so the recalibrated intervals should err on the wide side.</w:t>
       </w:r>
     </w:p>
     <w:p>
@@ -8670,7 +10159,7 @@
         <w:t xml:space="preserve"> </w:t>
       </w:r>
       <w:r>
-        <w:t xml:space="preserve">At 0.44–0.67 core-seconds per sounding, the whole survey can be inverted at every sounding in 9–13 core-hours. That makes it practical to re-invert as new boreholes arrive, to try alternative parameterizations, and to choose hyperparameters by marginal likelihood rather than by hand: the near-real-time goal of Friedel et al. (2015), reached by keeping the physics rather than replacing it with a learned surrogate. The comparison with MCMC is not like for like. MCMC samples a trans-dimensional posterior per sounding, while the ensemble approximates a fixed-dimensional one along the line, and its Gaussian update can understate non-Gaussian features such as the depth–resistivity trade-off of the sharp model. The synthetic test shows that trade-off clearly: with 100 members the ensemble committed to a contact twice as deep as the truth, under a more conductive fill, that fitted the data as well. With 400 members every interval contained the truth. The field data show the same trade-off on line 30090, where it survives 400 members. Pooling more starts, or a sampler that can hold several modes, would represent it better; that is what MCMC’s much larger budget buys.</w:t>
+        <w:t xml:space="preserve">At 0.44–0.67 core-seconds per sounding, the whole survey can be inverted at every sounding in 9–13 core-hours. That makes it practical to re-invert as new boreholes arrive, to try alternative parameterizations, and to choose hyperparameters by marginal likelihood rather than by hand: the near-real-time goal of Friedel et al. (2015), reached by keeping the physics rather than replacing it with a learned surrogate. The comparison with MCMC is not like for like. MCMC samples a trans-dimensional posterior per sounding, while the ensemble approximates a fixed-dimensional one along the line, and its Gaussian update can understate non-Gaussian features such as the depth–resistivity trade-off of the sharp model. The synthetic test shows that trade-off clearly: with 100 members the ensemble committed to a contact twice as deep as the truth, under a more conductive fill, that fitted the data as well. With 400 members every interval contained the truth. On line 30090 the field data trapped ensembles of 400 members, and pooling three starts did not escape it. The depth grid did, at a cost below the pooled ensemble’s.</w:t>
       </w:r>
     </w:p>
     <w:p>
@@ -8709,8 +10198,8 @@
         <w:t xml:space="preserve">- Validation rests on 21 holes, only two of them in the buried valley, and the depth prior comes from test holes that cluster where bedrock is shallow.</w:t>
       </w:r>
     </w:p>
-    <w:bookmarkEnd w:id="55"/>
-    <w:bookmarkStart w:id="56" w:name="conclusions"/>
+    <w:bookmarkEnd w:id="63"/>
+    <w:bookmarkStart w:id="64" w:name="conclusions"/>
     <w:p>
       <w:pPr>
         <w:pStyle w:val="Heading1"/>
@@ -8782,7 +10271,7 @@
         <w:t xml:space="preserve"> </w:t>
       </w:r>
       <w:r>
-        <w:t xml:space="preserve">from 20.7 to 12.7 m, in every run. Where the top of the bedrock is not an electrical contrast, the data allow two answers, and a single Gaussian ensemble returns one of them at random.</w:t>
+        <w:t xml:space="preserve">from 20.7 to 12.7 m with the ensemble. But a Gaussian ensemble can settle on contacts the data do not support, and which one it settles on depends on its seed.</w:t>
       </w:r>
     </w:p>
     <w:p>
@@ -8798,13 +10287,13 @@
           <w:bCs/>
           <w:b/>
         </w:rPr>
-        <w:t xml:space="preserve">A rigid model’s intervals can be far too narrow:</w:t>
-      </w:r>
-      <w:r>
-        <w:t xml:space="preserve"> </w:t>
-      </w:r>
-      <w:r>
-        <w:t xml:space="preserve">10% coverage instead of 80% with one start, 29% with three pooled. A split-conformal factor from boreholes the validation never uses (k = 4.32) restores coverage to 76%, at the price of honest, wide intervals.</w:t>
+        <w:t xml:space="preserve">Composing the same model exactly on a grid of depths</w:t>
+      </w:r>
+      <w:r>
+        <w:t xml:space="preserve"> </w:t>
+      </w:r>
+      <w:r>
+        <w:t xml:space="preserve">removes that failure. Treating the inversion as a relation rather than a function, it gives a mean error of 3.7 m at 21 held-out holes, against 5.9 m for the ensemble and 5.2 m for the smooth model, in 0.36 core-seconds per sounding. It also chooses its along-line settings by evidence at negligible cost.</w:t>
       </w:r>
     </w:p>
     <w:p>
@@ -8820,13 +10309,13 @@
           <w:bCs/>
           <w:b/>
         </w:rPr>
-        <w:t xml:space="preserve">The choice of inversion changes the volume of aquifer material by 27–37%,</w:t>
-      </w:r>
-      <w:r>
-        <w:t xml:space="preserve"> </w:t>
-      </w:r>
-      <w:r>
-        <w:t xml:space="preserve">many times more than a single ensemble’s stated uncertainty.</w:t>
+        <w:t xml:space="preserve">Exact inference does not make intervals honest.</w:t>
+      </w:r>
+      <w:r>
+        <w:t xml:space="preserve"> </w:t>
+      </w:r>
+      <w:r>
+        <w:t xml:space="preserve">With one or three ensemble starts or the exact grid, the 80% intervals hold 10–29% of borehole depths, because the model, not the inference, is wrong. A split-conformal factor from boreholes the validation never uses (k ≈ 4) restores coverage to 76%.</w:t>
       </w:r>
     </w:p>
     <w:p>
@@ -8842,6 +10331,28 @@
           <w:bCs/>
           <w:b/>
         </w:rPr>
+        <w:t xml:space="preserve">The choice of inversion changes the volume of aquifer material by 10%</w:t>
+      </w:r>
+      <w:r>
+        <w:t xml:space="preserve"> </w:t>
+      </w:r>
+      <w:r>
+        <w:t xml:space="preserve">with exact inference, several times any single run’s stated uncertainty. An approximate inference made the gap look three times larger.</w:t>
+      </w:r>
+    </w:p>
+    <w:p>
+      <w:pPr>
+        <w:numPr>
+          <w:ilvl w:val="0"/>
+          <w:numId w:val="1002"/>
+        </w:numPr>
+        <w:pStyle w:val="Compact"/>
+      </w:pPr>
+      <w:r>
+        <w:rPr>
+          <w:bCs/>
+          <w:b/>
+        </w:rPr>
         <w:t xml:space="preserve">For this survey,</w:t>
       </w:r>
       <w:r>
@@ -8851,8 +10362,8 @@
         <w:t xml:space="preserve">the coaxial channels read about 12% high and the 8,171 Hz in-phase about 10% low. Two independent inversions agree on this, and it should be corrected before further quantitative use.</w:t>
       </w:r>
     </w:p>
-    <w:bookmarkEnd w:id="56"/>
-    <w:bookmarkStart w:id="57" w:name="data-and-code-availability"/>
+    <w:bookmarkEnd w:id="64"/>
+    <w:bookmarkStart w:id="65" w:name="data-and-code-availability"/>
     <w:p>
       <w:pPr>
         <w:pStyle w:val="Heading1"/>
@@ -8881,8 +10392,8 @@
         <w:t xml:space="preserve">. [Data-sharing terms for the survey and borehole data to be confirmed.]</w:t>
       </w:r>
     </w:p>
-    <w:bookmarkEnd w:id="57"/>
-    <w:bookmarkStart w:id="58" w:name="acknowledgements"/>
+    <w:bookmarkEnd w:id="65"/>
+    <w:bookmarkStart w:id="66" w:name="acknowledgements"/>
     <w:p>
       <w:pPr>
         <w:pStyle w:val="Heading1"/>
@@ -8899,8 +10410,8 @@
         <w:t xml:space="preserve">The author thanks Michael J. Friedel for the collaboration that framed this problem (Friedel et al. 2015), and Burke J. Minsley for the trans-dimensional MCMC code and system configuration used here as the benchmark (Minsley 2011). The survey was flown for the North Platte Natural Resources District; borehole records are from the Conservation and Survey Division, University of Nebraska–Lincoln.</w:t>
       </w:r>
     </w:p>
-    <w:bookmarkEnd w:id="58"/>
-    <w:bookmarkStart w:id="59" w:name="use-of-ai-tools"/>
+    <w:bookmarkEnd w:id="66"/>
+    <w:bookmarkStart w:id="67" w:name="use-of-ai-tools"/>
     <w:p>
       <w:pPr>
         <w:pStyle w:val="Heading1"/>
@@ -8917,8 +10428,8 @@
         <w:t xml:space="preserve">The analysis code (database, forward model, ensemble inversion, benchmarks) and a first draft of this manuscript were produced with Claude (Anthropic), an AI system, working under the author’s direction. The author designed the study, set its scientific direction and validation criteria, supplied the domain knowledge and code history, and reviewed and takes responsibility for the content. AI tools do not meet authorship criteria and are not listed as authors. [Edit to match the target journal’s policy.]</w:t>
       </w:r>
     </w:p>
-    <w:bookmarkEnd w:id="59"/>
-    <w:bookmarkStart w:id="60" w:name="X60de8be5bb8a27b94ec7c612cf27841c531475c"/>
+    <w:bookmarkEnd w:id="67"/>
+    <w:bookmarkStart w:id="68" w:name="X60de8be5bb8a27b94ec7c612cf27841c531475c"/>
     <w:p>
       <w:pPr>
         <w:pStyle w:val="Heading1"/>
@@ -9014,8 +10525,8 @@
         <w:t xml:space="preserve">Together, the changes cut the time per sounding by about 32%. The 2012 version also preallocated the chain once, where an earlier version grew it by one model per iteration. In Octave the two run equally fast, so the benefit of preallocation, which in MATLAB of that time could be large, could not be measured here.</w:t>
       </w:r>
     </w:p>
-    <w:bookmarkEnd w:id="60"/>
-    <w:bookmarkStart w:id="61" w:name="references"/>
+    <w:bookmarkEnd w:id="68"/>
+    <w:bookmarkStart w:id="69" w:name="references"/>
     <w:p>
       <w:pPr>
         <w:pStyle w:val="Heading1"/>
@@ -9037,6 +10548,14 @@
         <w:pStyle w:val="BodyText"/>
       </w:pPr>
       <w:r>
+        <w:t xml:space="preserve">Aji SM, McEliece RJ (2000) The generalized distributive law. IEEE Transactions on Information Theory 46:325–343.</w:t>
+      </w:r>
+    </w:p>
+    <w:p>
+      <w:pPr>
+        <w:pStyle w:val="BodyText"/>
+      </w:pPr>
+      <w:r>
         <w:t xml:space="preserve">Angelopoulos AN, Bates S (2023) Conformal prediction: a gentle introduction. Foundations and Trends in Machine Learning 16:494–591. [verify]</w:t>
       </w:r>
     </w:p>
@@ -9069,6 +10588,22 @@
         <w:pStyle w:val="BodyText"/>
       </w:pPr>
       <w:r>
+        <w:t xml:space="preserve">Carter CK, Kohn R (1994) On Gibbs sampling for state space models. Biometrika 81:541–553.</w:t>
+      </w:r>
+    </w:p>
+    <w:p>
+      <w:pPr>
+        <w:pStyle w:val="BodyText"/>
+      </w:pPr>
+      <w:r>
+        <w:t xml:space="preserve">Cho K, Jacobs B (2019) Disintegration and Bayesian inversion via string diagrams. Mathematical Structures in Computer Science 29:938–971. [verify pages]</w:t>
+      </w:r>
+    </w:p>
+    <w:p>
+      <w:pPr>
+        <w:pStyle w:val="BodyText"/>
+      </w:pPr>
+      <w:r>
         <w:t xml:space="preserve">Deszcz-Pan M, Fitterman DV, Labson VF (1998) Reduction of inversion errors in helicopter EM data using auxiliary information. Exploration Geophysics 29:142–146.</w:t>
       </w:r>
     </w:p>
@@ -9133,6 +10668,14 @@
         <w:pStyle w:val="BodyText"/>
       </w:pPr>
       <w:r>
+        <w:t xml:space="preserve">Fritz T (2020) A synthetic approach to Markov kernels, conditional independence and theorems on sufficient statistics. Advances in Mathematics 370:107239.</w:t>
+      </w:r>
+    </w:p>
+    <w:p>
+      <w:pPr>
+        <w:pStyle w:val="BodyText"/>
+      </w:pPr>
+      <w:r>
         <w:t xml:space="preserve">Fugro Airborne Surveys (2008) RESOLVE survey for North Platte Resource District, North Platte River, Lodgepole Creek and Sidney Draw areas, western Nebraska. Report 08035, Fugro Airborne Surveys Corp., Mississauga, Ontario.</w:t>
       </w:r>
     </w:p>
@@ -9141,6 +10684,14 @@
         <w:pStyle w:val="BodyText"/>
       </w:pPr>
       <w:r>
+        <w:t xml:space="preserve">Hastings WK (1970) Monte Carlo sampling methods using Markov chains and their applications. Biometrika 57:97–109.</w:t>
+      </w:r>
+    </w:p>
+    <w:p>
+      <w:pPr>
+        <w:pStyle w:val="BodyText"/>
+      </w:pPr>
+      <w:r>
         <w:t xml:space="preserve">Iglesias MA, Law KJH, Stuart AM (2013) Ensemble Kalman methods for inverse problems. Inverse Problems 29:045001.</w:t>
       </w:r>
     </w:p>
@@ -9221,6 +10772,14 @@
         <w:pStyle w:val="BodyText"/>
       </w:pPr>
       <w:r>
+        <w:t xml:space="preserve">Rabiner LR (1989) A tutorial on hidden Markov models and selected applications in speech recognition. Proceedings of the IEEE 77:257–286.</w:t>
+      </w:r>
+    </w:p>
+    <w:p>
+      <w:pPr>
+        <w:pStyle w:val="BodyText"/>
+      </w:pPr>
+      <w:r>
         <w:t xml:space="preserve">Rasmussen CE, Williams CKI (2006) Gaussian processes for machine learning. MIT Press, Cambridge, MA.</w:t>
       </w:r>
     </w:p>
@@ -9245,6 +10804,14 @@
         <w:pStyle w:val="BodyText"/>
       </w:pPr>
       <w:r>
+        <w:t xml:space="preserve">Tierney L, Kadane JB (1986) Accurate approximations for posterior moments and marginal densities. Journal of the American Statistical Association 81:82–86.</w:t>
+      </w:r>
+    </w:p>
+    <w:p>
+      <w:pPr>
+        <w:pStyle w:val="BodyText"/>
+      </w:pPr>
+      <w:r>
         <w:t xml:space="preserve">Viezzoli A, Christiansen AV, Auken E, Sørensen K (2008) Quasi-3D modeling of airborne TEM data by spatially constrained inversion. Geophysics 73:F105–F113.</w:t>
       </w:r>
     </w:p>
@@ -9253,6 +10820,14 @@
         <w:pStyle w:val="BodyText"/>
       </w:pPr>
       <w:r>
+        <w:t xml:space="preserve">Viterbi AJ (1967) Error bounds for convolutional codes and an asymptotically optimum decoding algorithm. IEEE Transactions on Information Theory 13:260–269.</w:t>
+      </w:r>
+    </w:p>
+    <w:p>
+      <w:pPr>
+        <w:pStyle w:val="BodyText"/>
+      </w:pPr>
+      <w:r>
         <w:t xml:space="preserve">Vovk V, Gammerman A, Shafer G (2005) Algorithmic learning in a random world. Springer, New York.</w:t>
       </w:r>
     </w:p>
@@ -9264,7 +10839,7 @@
         <w:t xml:space="preserve">Ward SH, Hohmann GW (1988) Electromagnetic theory for geophysical applications. In: Nabighian MN (ed) Electromagnetic methods in applied geophysics, vol 1. Society of Exploration Geophysicists, Tulsa, pp 131–311.</w:t>
       </w:r>
     </w:p>
-    <w:bookmarkEnd w:id="61"/>
+    <w:bookmarkEnd w:id="69"/>
     <w:sectPr/>
   </w:body>
 </w:document>

--- a/docs/paper/manuscript.docx
+++ b/docs/paper/manuscript.docx
@@ -238,7 +238,7 @@
         <w:pStyle w:val="FirstParagraph"/>
       </w:pPr>
       <w:r>
-        <w:t xml:space="preserve">Helicopter frequency-domain electromagnetic surveys map alluvial aquifers along dense flight lines, but inverting them with uncertainty is costly: trans-dimensional Markov chain Monte Carlo needs about 200,000 forward evaluations per sounding. We invert a 2008 survey of the North Platte River valley, Nebraska, along each flight line in two ways. The first is an ensemble Kalman smoother. The second treats the inversion as a weighted relation rather than a function and composes it exactly on a grid of depths to bedrock, integrating the other parameters out at each depth. Both use priors from held-out borehole logs and are checked against 21 other boreholes, at 0.36–0.67 core-seconds per sounding.</w:t>
+        <w:t xml:space="preserve">Helicopter electromagnetic surveys map alluvial aquifers along dense flight lines, but inverting them with uncertainty is costly: trans-dimensional Markov chain Monte Carlo needs about 200,000 forward evaluations per sounding. We invert a 2008 survey in Nebraska along each flight line in two ways. The first is an ensemble Kalman smoother. The second treats the inversion as a weighted relation rather than a function and composes it exactly on a grid of depths to bedrock, integrating the other parameters out at each depth. Both use priors from held-out borehole logs, are checked against 21 other boreholes, and cost 0.36–0.67 core-seconds per sounding.</w:t>
       </w:r>
     </w:p>
     <w:p>
@@ -246,7 +246,7 @@
         <w:pStyle w:val="BodyText"/>
       </w:pPr>
       <w:r>
-        <w:t xml:space="preserve">A new forward model exposes a 10–12% calibration error on three channels, confirmed by two independent inversions. A smooth ensemble beats the existing deterministic inversion where bedrock is shallow (1.7 m against 2.1 m mean error) but places a buried valley floor 17–24 m too high. Inverting for a sharp contact helps in the valley, but the Gaussian ensemble settles on deep contacts the data do not support, and its seed decides where. Exact composition on the grid removes this failure, reducing the mean error at the 21 holes to 3.7 m, against 5.9 m for the ensemble. Exact inference does not make intervals honest: they hold only 14% of borehole depths, because the model is wrong. Split-conformal recalibration on boreholes that validation never uses restores 76% coverage. With exact inference, the choice of parameterization changes the volume of aquifer material by 10%.</w:t>
+        <w:t xml:space="preserve">A new forward model exposes a 10–12% calibration error on three channels, confirmed by two independent inversions. A smooth ensemble beats the existing inversion where bedrock is shallow (1.7 m against 2.1 m mean error) but places a buried valley floor 17–24 m too high. Inverting for a sharp contact helps in the valley, but the Gaussian ensemble settles on deep contacts the data do not support, and its seed decides where. Exact composition on the grid removes this failure, reducing the mean error at the 21 holes to 3.7 m, against 5.9 m for the ensemble. Exact inference does not make intervals honest (14% coverage), mostly because a borehole samples a point that the EM averages over 100 m. Point-scale variability from borehole pairs restores 57% coverage; split-conformal recalibration, 76%. With exact inference, the parameterization changes the volume of aquifer material by 10%.</w:t>
       </w:r>
     </w:p>
     <w:bookmarkEnd w:id="20"/>
@@ -362,7 +362,7 @@
         <w:t xml:space="preserve"> </w:t>
       </w:r>
       <w:r>
-        <w:t xml:space="preserve">and 24 minutes (section 4.8). A survey of 70,000 soundings would need years of</w:t>
+        <w:t xml:space="preserve">and 24 minutes (section 4.9). A survey of 70,000 soundings would need years of</w:t>
       </w:r>
       <w:r>
         <w:t xml:space="preserve"> </w:t>
@@ -504,7 +504,7 @@
         <w:t xml:space="preserve"> </w:t>
       </w:r>
       <w:r>
-        <w:t xml:space="preserve">copied, not how well the ground is known (section 4.7).</w:t>
+        <w:t xml:space="preserve">copied, not how well the ground is known (section 4.8).</w:t>
       </w:r>
     </w:p>
     <w:p>
@@ -1278,7 +1278,7 @@
     </w:p>
     <w:bookmarkEnd w:id="24"/>
     <w:bookmarkEnd w:id="25"/>
-    <w:bookmarkStart w:id="32" w:name="methods"/>
+    <w:bookmarkStart w:id="33" w:name="methods"/>
     <w:p>
       <w:pPr>
         <w:pStyle w:val="Heading1"/>
@@ -4467,7 +4467,7 @@
         <w:pStyle w:val="BodyText"/>
       </w:pPr>
       <w:r>
-        <w:t xml:space="preserve">The relative data error is not chosen this way. The likelihood treats soundings as conditionally independent, so it rewards ever smaller errors and cannot see model errors that repeat from sounding to sounding: the 1D assumption, calibration, and the difference in support between a borehole log and the bird’s footprint. The relative error is therefore fixed at 5%, the level at which the independent EM1DFM models miss the data on most channels (section 4.1). The sensitivity to that choice is reported in section 4.6.</w:t>
+        <w:t xml:space="preserve">The relative data error is not chosen this way. The likelihood treats soundings as conditionally independent, so it rewards ever smaller errors and cannot see model errors that repeat from sounding to sounding: the 1D assumption, calibration, and the difference in support between a borehole log and the bird’s footprint. The relative error is therefore fixed at 5%, the level at which the independent EM1DFM models miss the data on most channels (section 4.1). The sensitivity to that choice is reported in section 4.7.</w:t>
       </w:r>
     </w:p>
     <w:p>
@@ -5237,7 +5237,7 @@
         <w:t xml:space="preserve"> </w:t>
       </w:r>
       <w:r>
-        <w:t xml:space="preserve">Run time is compared with the trans-dimensional MCMC code of Minsley (2011) as it existed in 2012, with a run log recorded then and benchmarks rerun here in GNU Octave 8.4 (section 4.8 and Supplement S1).</w:t>
+        <w:t xml:space="preserve">Run time is compared with the trans-dimensional MCMC code of Minsley (2011) as it existed in 2012, with a run log recorded then and benchmarks rerun here in GNU Octave 8.4 (section 4.9 and Supplement S1).</w:t>
       </w:r>
     </w:p>
     <w:bookmarkEnd w:id="30"/>
@@ -5846,8 +5846,506 @@
       </w:r>
     </w:p>
     <w:bookmarkEnd w:id="31"/>
+    <w:bookmarkStart w:id="32" w:name="across-lines-and-boreholes-as-data"/>
+    <w:p>
+      <w:pPr>
+        <w:pStyle w:val="Heading2"/>
+      </w:pPr>
+      <w:r>
+        <w:t xml:space="preserve">3.7 Across lines, and boreholes as data</w:t>
+      </w:r>
+    </w:p>
+    <w:p>
+      <w:pPr>
+        <w:pStyle w:val="FirstParagraph"/>
+      </w:pPr>
+      <w:r>
+        <w:rPr>
+          <w:bCs/>
+          <w:b/>
+        </w:rPr>
+        <w:t xml:space="preserve">One field.</w:t>
+      </w:r>
+      <w:r>
+        <w:t xml:space="preserve"> </w:t>
+      </w:r>
+      <w:r>
+        <w:t xml:space="preserve">Exact composition of the 2D field is infeasible (its cost grows as 80 raised to the number of lines), but each line’s surface given its neighbours’ surfaces is a chain that section 3.6 composes exactly. Drawing each line’s whole surface in turn from that conditional is a Gibbs sampler with whole lines as blocks (Carter &amp; Kohn 1994), which converges to the exact posterior of the 2D model; each line’s exact conditional marginals are averaged over sweeps (Rao–Blackwellisation). The 2D model links each sounding to its nearest sounding on each neighbouring line and to tie lines where they cross. Across a link,</w:t>
+      </w:r>
+      <w:r>
+        <w:t xml:space="preserve"> </w:t>
+      </w:r>
+      <m:oMath>
+        <m:sSub>
+          <m:e>
+            <m:r>
+              <m:rPr>
+                <m:sty m:val="p"/>
+              </m:rPr>
+              <m:t>log</m:t>
+            </m:r>
+          </m:e>
+          <m:sub>
+            <m:r>
+              <m:t>10</m:t>
+            </m:r>
+          </m:sub>
+        </m:sSub>
+        <m:sSub>
+          <m:e>
+            <m:r>
+              <m:t>z</m:t>
+            </m:r>
+          </m:e>
+          <m:sub>
+            <m:r>
+              <m:t>b</m:t>
+            </m:r>
+          </m:sub>
+        </m:sSub>
+      </m:oMath>
+      <w:r>
+        <w:t xml:space="preserve"> </w:t>
+      </w:r>
+      <w:r>
+        <w:t xml:space="preserve">changes by a Gaussian amount with variance</w:t>
+      </w:r>
+      <w:r>
+        <w:t xml:space="preserve"> </w:t>
+      </w:r>
+      <m:oMath>
+        <m:r>
+          <m:t>v</m:t>
+        </m:r>
+        <m:r>
+          <m:t> </m:t>
+        </m:r>
+        <m:r>
+          <m:t>d</m:t>
+        </m:r>
+      </m:oMath>
+      <w:r>
+        <w:t xml:space="preserve"> </w:t>
+      </w:r>
+      <w:r>
+        <w:t xml:space="preserve">for soundings</w:t>
+      </w:r>
+      <w:r>
+        <w:t xml:space="preserve"> </w:t>
+      </w:r>
+      <m:oMath>
+        <m:r>
+          <m:t>d</m:t>
+        </m:r>
+      </m:oMath>
+      <w:r>
+        <w:t xml:space="preserve"> </w:t>
+      </w:r>
+      <w:r>
+        <w:t xml:space="preserve">metres apart,</w:t>
+      </w:r>
+      <w:r>
+        <w:t xml:space="preserve"> </w:t>
+      </w:r>
+      <m:oMath>
+        <m:r>
+          <m:t>v</m:t>
+        </m:r>
+        <m:r>
+          <m:rPr>
+            <m:sty m:val="p"/>
+          </m:rPr>
+          <m:t>=</m:t>
+        </m:r>
+        <m:r>
+          <m:t>2</m:t>
+        </m:r>
+        <m:sSup>
+          <m:e>
+            <m:r>
+              <m:t>σ</m:t>
+            </m:r>
+          </m:e>
+          <m:sup>
+            <m:r>
+              <m:t>2</m:t>
+            </m:r>
+          </m:sup>
+        </m:sSup>
+        <m:r>
+          <m:rPr>
+            <m:sty m:val="p"/>
+          </m:rPr>
+          <m:t>/</m:t>
+        </m:r>
+        <m:sSub>
+          <m:e>
+            <m:r>
+              <m:t>L</m:t>
+            </m:r>
+          </m:e>
+          <m:sub>
+            <m:r>
+              <m:t>h</m:t>
+            </m:r>
+          </m:sub>
+        </m:sSub>
+      </m:oMath>
+      <w:r>
+        <w:t xml:space="preserve"> </w:t>
+      </w:r>
+      <w:r>
+        <w:t xml:space="preserve">being the rate the along-line evidence chose (an isotropy assumption, checked by halving and doubling</w:t>
+      </w:r>
+      <w:r>
+        <w:t xml:space="preserve"> </w:t>
+      </w:r>
+      <m:oMath>
+        <m:r>
+          <m:t>v</m:t>
+        </m:r>
+      </m:oMath>
+      <w:r>
+        <w:t xml:space="preserve">). On a two-line test field the sampler reproduces brute-force enumeration of the joint posterior.</w:t>
+      </w:r>
+    </w:p>
+    <w:p>
+      <w:pPr>
+        <w:pStyle w:val="BodyText"/>
+      </w:pPr>
+      <w:r>
+        <w:rPr>
+          <w:bCs/>
+          <w:b/>
+        </w:rPr>
+        <w:t xml:space="preserve">Point against footprint.</w:t>
+      </w:r>
+      <w:r>
+        <w:t xml:space="preserve"> </w:t>
+      </w:r>
+      <w:r>
+        <w:t xml:space="preserve">A borehole samples the bedrock surface at a point; the bird averages it over about 100 m. Pairs of boreholes measure the point-scale variability directly. For the 79 holes that are not validation holes, pairs closer than 400 m give a variance of the difference in</w:t>
+      </w:r>
+      <w:r>
+        <w:t xml:space="preserve"> </w:t>
+      </w:r>
+      <m:oMath>
+        <m:sSub>
+          <m:e>
+            <m:r>
+              <m:rPr>
+                <m:sty m:val="p"/>
+              </m:rPr>
+              <m:t>log</m:t>
+            </m:r>
+          </m:e>
+          <m:sub>
+            <m:r>
+              <m:t>10</m:t>
+            </m:r>
+          </m:sub>
+        </m:sSub>
+      </m:oMath>
+      <w:r>
+        <w:t xml:space="preserve"> </w:t>
+      </w:r>
+      <w:r>
+        <w:t xml:space="preserve">depth of</w:t>
+      </w:r>
+      <w:r>
+        <w:t xml:space="preserve"> </w:t>
+      </w:r>
+      <m:oMath>
+        <m:sSub>
+          <m:e>
+            <m:r>
+              <m:t>c</m:t>
+            </m:r>
+          </m:e>
+          <m:sub>
+            <m:r>
+              <m:t>0</m:t>
+            </m:r>
+          </m:sub>
+        </m:sSub>
+        <m:r>
+          <m:rPr>
+            <m:sty m:val="p"/>
+          </m:rPr>
+          <m:t>+</m:t>
+        </m:r>
+        <m:r>
+          <m:t>b</m:t>
+        </m:r>
+        <m:r>
+          <m:t> </m:t>
+        </m:r>
+        <m:r>
+          <m:t>d</m:t>
+        </m:r>
+      </m:oMath>
+      <w:r>
+        <w:t xml:space="preserve">, with</w:t>
+      </w:r>
+      <w:r>
+        <w:t xml:space="preserve"> </w:t>
+      </w:r>
+      <m:oMath>
+        <m:sSub>
+          <m:e>
+            <m:r>
+              <m:t>c</m:t>
+            </m:r>
+          </m:e>
+          <m:sub>
+            <m:r>
+              <m:t>0</m:t>
+            </m:r>
+          </m:sub>
+        </m:sSub>
+        <m:r>
+          <m:rPr>
+            <m:sty m:val="p"/>
+          </m:rPr>
+          <m:t>=</m:t>
+        </m:r>
+        <m:r>
+          <m:t>0.0024</m:t>
+        </m:r>
+      </m:oMath>
+      <w:r>
+        <w:t xml:space="preserve"> </w:t>
+      </w:r>
+      <w:r>
+        <w:t xml:space="preserve">and</w:t>
+      </w:r>
+      <w:r>
+        <w:t xml:space="preserve"> </w:t>
+      </w:r>
+      <m:oMath>
+        <m:r>
+          <m:t>b</m:t>
+        </m:r>
+        <m:r>
+          <m:rPr>
+            <m:sty m:val="p"/>
+          </m:rPr>
+          <m:t>=</m:t>
+        </m:r>
+        <m:r>
+          <m:t>2.84</m:t>
+        </m:r>
+        <m:r>
+          <m:rPr>
+            <m:sty m:val="p"/>
+          </m:rPr>
+          <m:t>×</m:t>
+        </m:r>
+        <m:sSup>
+          <m:e>
+            <m:r>
+              <m:t>10</m:t>
+            </m:r>
+          </m:e>
+          <m:sup>
+            <m:r>
+              <m:rPr>
+                <m:sty m:val="p"/>
+              </m:rPr>
+              <m:t>−</m:t>
+            </m:r>
+            <m:r>
+              <m:t>4</m:t>
+            </m:r>
+          </m:sup>
+        </m:sSup>
+      </m:oMath>
+      <w:r>
+        <w:t xml:space="preserve"> </w:t>
+      </w:r>
+      <w:r>
+        <w:t xml:space="preserve">m</w:t>
+      </w:r>
+      <m:oMath>
+        <m:sSup>
+          <m:e>
+            <m:r>
+              <m:t>​</m:t>
+            </m:r>
+          </m:e>
+          <m:sup>
+            <m:r>
+              <m:rPr>
+                <m:sty m:val="p"/>
+              </m:rPr>
+              <m:t>−</m:t>
+            </m:r>
+            <m:r>
+              <m:t>1</m:t>
+            </m:r>
+          </m:sup>
+        </m:sSup>
+      </m:oMath>
+      <w:r>
+        <w:t xml:space="preserve">. A prediction for a borehole’s depth is therefore the EM posterior at its nearest sounding, blurred by this variance.</w:t>
+      </w:r>
+    </w:p>
+    <w:p>
+      <w:pPr>
+        <w:pStyle w:val="BodyText"/>
+      </w:pPr>
+      <w:r>
+        <w:rPr>
+          <w:bCs/>
+          <w:b/>
+        </w:rPr>
+        <w:t xml:space="preserve">Boreholes as data.</w:t>
+      </w:r>
+      <w:r>
+        <w:t xml:space="preserve"> </w:t>
+      </w:r>
+      <w:r>
+        <w:t xml:space="preserve">A borehole enters as one more link,</w:t>
+      </w:r>
+      <w:r>
+        <w:t xml:space="preserve"> </w:t>
+      </w:r>
+      <m:oMath>
+        <m:sSub>
+          <m:e>
+            <m:r>
+              <m:rPr>
+                <m:sty m:val="p"/>
+              </m:rPr>
+              <m:t>log</m:t>
+            </m:r>
+          </m:e>
+          <m:sub>
+            <m:r>
+              <m:t>10</m:t>
+            </m:r>
+          </m:sub>
+        </m:sSub>
+        <m:sSub>
+          <m:e>
+            <m:r>
+              <m:t>z</m:t>
+            </m:r>
+          </m:e>
+          <m:sub>
+            <m:r>
+              <m:rPr>
+                <m:sty m:val="p"/>
+              </m:rPr>
+              <m:t>h</m:t>
+            </m:r>
+            <m:r>
+              <m:rPr>
+                <m:sty m:val="p"/>
+              </m:rPr>
+              <m:t>o</m:t>
+            </m:r>
+            <m:r>
+              <m:rPr>
+                <m:sty m:val="p"/>
+              </m:rPr>
+              <m:t>l</m:t>
+            </m:r>
+            <m:r>
+              <m:rPr>
+                <m:sty m:val="p"/>
+              </m:rPr>
+              <m:t>e</m:t>
+            </m:r>
+          </m:sub>
+        </m:sSub>
+        <m:r>
+          <m:rPr>
+            <m:sty m:val="p"/>
+          </m:rPr>
+          <m:t>∼</m:t>
+        </m:r>
+        <m:r>
+          <m:t>N</m:t>
+        </m:r>
+        <m:d>
+          <m:dPr>
+            <m:begChr m:val="("/>
+            <m:endChr m:val=")"/>
+            <m:sepChr m:val=""/>
+            <m:grow/>
+          </m:dPr>
+          <m:e>
+            <m:sSub>
+              <m:e>
+                <m:r>
+                  <m:rPr>
+                    <m:sty m:val="p"/>
+                  </m:rPr>
+                  <m:t>log</m:t>
+                </m:r>
+              </m:e>
+              <m:sub>
+                <m:r>
+                  <m:t>10</m:t>
+                </m:r>
+              </m:sub>
+            </m:sSub>
+            <m:sSub>
+              <m:e>
+                <m:r>
+                  <m:t>z</m:t>
+                </m:r>
+              </m:e>
+              <m:sub>
+                <m:r>
+                  <m:t>b</m:t>
+                </m:r>
+              </m:sub>
+            </m:sSub>
+            <m:r>
+              <m:rPr>
+                <m:sty m:val="p"/>
+              </m:rPr>
+              <m:t>,</m:t>
+            </m:r>
+            <m:sSub>
+              <m:e>
+                <m:r>
+                  <m:t>c</m:t>
+                </m:r>
+              </m:e>
+              <m:sub>
+                <m:r>
+                  <m:t>0</m:t>
+                </m:r>
+              </m:sub>
+            </m:sSub>
+            <m:r>
+              <m:rPr>
+                <m:sty m:val="p"/>
+              </m:rPr>
+              <m:t>+</m:t>
+            </m:r>
+            <m:r>
+              <m:t>b</m:t>
+            </m:r>
+            <m:r>
+              <m:t> </m:t>
+            </m:r>
+            <m:r>
+              <m:t>d</m:t>
+            </m:r>
+          </m:e>
+        </m:d>
+      </m:oMath>
+      <w:r>
+        <w:t xml:space="preserve">, at its nearest sounding. Two designs are scored: the 15 calibration holes as data, predicting the 21 validation holes; and every other hole as data, predicting each validation hole in turn (leave one out).</w:t>
+      </w:r>
+    </w:p>
     <w:bookmarkEnd w:id="32"/>
-    <w:bookmarkStart w:id="62" w:name="results"/>
+    <w:bookmarkEnd w:id="33"/>
+    <w:bookmarkStart w:id="67" w:name="results"/>
     <w:p>
       <w:pPr>
         <w:pStyle w:val="Heading1"/>
@@ -5856,7 +6354,7 @@
         <w:t xml:space="preserve">4 Results</w:t>
       </w:r>
     </w:p>
-    <w:bookmarkStart w:id="33" w:name="forward-model-and-survey-calibration"/>
+    <w:bookmarkStart w:id="34" w:name="forward-model-and-survey-calibration"/>
     <w:p>
       <w:pPr>
         <w:pStyle w:val="Heading2"/>
@@ -6289,8 +6787,8 @@
         <w:t xml:space="preserve">When two inversions of different design cannot fit the same channels in the same way, the error lies in the data. The most likely cause is a calibration error on those channels. Applying the gains raised the log marginal likelihood of line 30050 from −20,272 to about −18,900, for the cost of eleven numbers. All results below use the corrected data.</w:t>
       </w:r>
     </w:p>
-    <w:bookmarkEnd w:id="33"/>
-    <w:bookmarkStart w:id="40" w:name="smooth-layered-model"/>
+    <w:bookmarkEnd w:id="34"/>
+    <w:bookmarkStart w:id="41" w:name="smooth-layered-model"/>
     <w:p>
       <w:pPr>
         <w:pStyle w:val="Heading2"/>
@@ -6955,18 +7453,18 @@
           <wp:inline>
             <wp:extent cx="5334000" cy="4889500"/>
             <wp:effectExtent b="0" l="0" r="0" t="0"/>
-            <wp:docPr descr="Fig. 1. Line 30070, smooth model: median resistivity with poorly resolved cells shaded grey; the width of its 80% interval; depth to conductor with its interval and the boreholes; data misfit." title="" id="35" name="Picture"/>
+            <wp:docPr descr="Fig. 1. Line 30070, smooth model: median resistivity with poorly resolved cells shaded grey; the width of its 80% interval; depth to conductor with its interval and the boreholes; data misfit." title="" id="36" name="Picture"/>
             <a:graphic>
               <a:graphicData uri="http://schemas.openxmlformats.org/drawingml/2006/picture">
                 <pic:pic>
                   <pic:nvPicPr>
-                    <pic:cNvPr descr="../figures/enki_line.png" id="36" name="Picture"/>
+                    <pic:cNvPr descr="../figures/enki_line.png" id="37" name="Picture"/>
                     <pic:cNvPicPr>
                       <a:picLocks noChangeArrowheads="1" noChangeAspect="1"/>
                     </pic:cNvPicPr>
                   </pic:nvPicPr>
                   <pic:blipFill>
-                    <a:blip r:embed="rId34"/>
+                    <a:blip r:embed="rId35"/>
                     <a:stretch>
                       <a:fillRect/>
                     </a:stretch>
@@ -7010,18 +7508,18 @@
           <wp:inline>
             <wp:extent cx="5334000" cy="3778250"/>
             <wp:effectExtent b="0" l="0" r="0" t="0"/>
-            <wp:docPr descr="Fig. 2. Line 30060: EM1DFM, the ensemble median, and the width of its 80% interval." title="" id="38" name="Picture"/>
+            <wp:docPr descr="Fig. 2. Line 30060: EM1DFM, the ensemble median, and the width of its 80% interval." title="" id="39" name="Picture"/>
             <a:graphic>
               <a:graphicData uri="http://schemas.openxmlformats.org/drawingml/2006/picture">
                 <pic:pic>
                   <pic:nvPicPr>
-                    <pic:cNvPr descr="../figures/enki_vs_em1dfm.png" id="39" name="Picture"/>
+                    <pic:cNvPr descr="../figures/enki_vs_em1dfm.png" id="40" name="Picture"/>
                     <pic:cNvPicPr>
                       <a:picLocks noChangeArrowheads="1" noChangeAspect="1"/>
                     </pic:cNvPicPr>
                   </pic:nvPicPr>
                   <pic:blipFill>
-                    <a:blip r:embed="rId37"/>
+                    <a:blip r:embed="rId38"/>
                     <a:stretch>
                       <a:fillRect/>
                     </a:stretch>
@@ -7056,8 +7554,8 @@
         <w:t xml:space="preserve">Fig. 2. Line 30060: EM1DFM, the ensemble median, and the width of its 80% interval.</w:t>
       </w:r>
     </w:p>
-    <w:bookmarkEnd w:id="40"/>
-    <w:bookmarkStart w:id="47" w:name="sharp-contact-model"/>
+    <w:bookmarkEnd w:id="41"/>
+    <w:bookmarkStart w:id="48" w:name="sharp-contact-model"/>
     <w:p>
       <w:pPr>
         <w:pStyle w:val="Heading2"/>
@@ -8136,18 +8634,18 @@
           <wp:inline>
             <wp:extent cx="5334000" cy="4222750"/>
             <wp:effectExtent b="0" l="0" r="0" t="0"/>
-            <wp:docPr descr="Fig. 3. Line 30070, sharp-contact model: the median contact over the smooth model’s resistivity; the contact’s 80% interval before and after recalibration, the smooth model’s threshold depth and the boreholes; data misfit." title="" id="42" name="Picture"/>
+            <wp:docPr descr="Fig. 3. Line 30070, sharp-contact model: the median contact over the smooth model’s resistivity; the contact’s 80% interval before and after recalibration, the smooth model’s threshold depth and the boreholes; data misfit." title="" id="43" name="Picture"/>
             <a:graphic>
               <a:graphicData uri="http://schemas.openxmlformats.org/drawingml/2006/picture">
                 <pic:pic>
                   <pic:nvPicPr>
-                    <pic:cNvPr descr="../figures/bedrock_line.png" id="43" name="Picture"/>
+                    <pic:cNvPr descr="../figures/bedrock_line.png" id="44" name="Picture"/>
                     <pic:cNvPicPr>
                       <a:picLocks noChangeArrowheads="1" noChangeAspect="1"/>
                     </pic:cNvPicPr>
                   </pic:nvPicPr>
                   <pic:blipFill>
-                    <a:blip r:embed="rId41"/>
+                    <a:blip r:embed="rId42"/>
                     <a:stretch>
                       <a:fillRect/>
                     </a:stretch>
@@ -8191,18 +8689,18 @@
           <wp:inline>
             <wp:extent cx="5334000" cy="6667500"/>
             <wp:effectExtent b="0" l="0" r="0" t="0"/>
-            <wp:docPr descr="Fig. 4. Depth to bedrock from the sharp-contact model on every line, and the width of its 80% interval before recalibration." title="" id="45" name="Picture"/>
+            <wp:docPr descr="Fig. 4. Depth to bedrock from the sharp-contact model on every line, and the width of its 80% interval before recalibration." title="" id="46" name="Picture"/>
             <a:graphic>
               <a:graphicData uri="http://schemas.openxmlformats.org/drawingml/2006/picture">
                 <pic:pic>
                   <pic:nvPicPr>
-                    <pic:cNvPr descr="../figures/bedrock_depth.png" id="46" name="Picture"/>
+                    <pic:cNvPr descr="../figures/bedrock_depth.png" id="47" name="Picture"/>
                     <pic:cNvPicPr>
                       <a:picLocks noChangeArrowheads="1" noChangeAspect="1"/>
                     </pic:cNvPicPr>
                   </pic:nvPicPr>
                   <pic:blipFill>
-                    <a:blip r:embed="rId44"/>
+                    <a:blip r:embed="rId45"/>
                     <a:stretch>
                       <a:fillRect/>
                     </a:stretch>
@@ -8237,8 +8735,8 @@
         <w:t xml:space="preserve">Fig. 4. Depth to bedrock from the sharp-contact model on every line, and the width of its 80% interval before recalibration.</w:t>
       </w:r>
     </w:p>
-    <w:bookmarkEnd w:id="47"/>
-    <w:bookmarkStart w:id="54" w:name="exact-composition-on-a-depth-grid-1"/>
+    <w:bookmarkEnd w:id="48"/>
+    <w:bookmarkStart w:id="55" w:name="exact-composition-on-a-depth-grid-1"/>
     <w:p>
       <w:pPr>
         <w:pStyle w:val="Heading2"/>
@@ -8907,18 +9405,18 @@
           <wp:inline>
             <wp:extent cx="5334000" cy="3733799"/>
             <wp:effectExtent b="0" l="0" r="0" t="0"/>
-            <wp:docPr descr="Fig. 5. Lines 30090 and 30070: the grid posterior of the depth to bedrock at every sounding (darker is more probable), the most probable surface, the pooled ensemble’s 80% interval, and the boreholes." title="" id="49" name="Picture"/>
+            <wp:docPr descr="Fig. 5. Lines 30090 and 30070: the grid posterior of the depth to bedrock at every sounding (darker is more probable), the most probable surface, the pooled ensemble’s 80% interval, and the boreholes." title="" id="50" name="Picture"/>
             <a:graphic>
               <a:graphicData uri="http://schemas.openxmlformats.org/drawingml/2006/picture">
                 <pic:pic>
                   <pic:nvPicPr>
-                    <pic:cNvPr descr="../figures/profunctor_lines.png" id="50" name="Picture"/>
+                    <pic:cNvPr descr="../figures/profunctor_lines.png" id="51" name="Picture"/>
                     <pic:cNvPicPr>
                       <a:picLocks noChangeArrowheads="1" noChangeAspect="1"/>
                     </pic:cNvPicPr>
                   </pic:nvPicPr>
                   <pic:blipFill>
-                    <a:blip r:embed="rId48"/>
+                    <a:blip r:embed="rId49"/>
                     <a:stretch>
                       <a:fillRect/>
                     </a:stretch>
@@ -8962,18 +9460,18 @@
           <wp:inline>
             <wp:extent cx="5334000" cy="6667500"/>
             <wp:effectExtent b="0" l="0" r="0" t="0"/>
-            <wp:docPr descr="Fig. 6. Depth to bedrock from the grid on every line, and the soundings whose posterior holds two separate modes." title="" id="52" name="Picture"/>
+            <wp:docPr descr="Fig. 6. Depth to bedrock from the grid on every line, and the soundings whose posterior holds two separate modes." title="" id="53" name="Picture"/>
             <a:graphic>
               <a:graphicData uri="http://schemas.openxmlformats.org/drawingml/2006/picture">
                 <pic:pic>
                   <pic:nvPicPr>
-                    <pic:cNvPr descr="../figures/profunctor_map.png" id="53" name="Picture"/>
+                    <pic:cNvPr descr="../figures/profunctor_map.png" id="54" name="Picture"/>
                     <pic:cNvPicPr>
                       <a:picLocks noChangeArrowheads="1" noChangeAspect="1"/>
                     </pic:cNvPicPr>
                   </pic:nvPicPr>
                   <pic:blipFill>
-                    <a:blip r:embed="rId51"/>
+                    <a:blip r:embed="rId52"/>
                     <a:stretch>
                       <a:fillRect/>
                     </a:stretch>
@@ -9008,14 +9506,14 @@
         <w:t xml:space="preserve">Fig. 6. Depth to bedrock from the grid on every line, and the soundings whose posterior holds two separate modes.</w:t>
       </w:r>
     </w:p>
-    <w:bookmarkEnd w:id="54"/>
-    <w:bookmarkStart w:id="58" w:name="X74f7f3d57f444088d1b38b6fe5f2e60aaae56b5"/>
+    <w:bookmarkEnd w:id="55"/>
+    <w:bookmarkStart w:id="59" w:name="X2385b147e17f39fa5421c5b067a85d00d3c2798"/>
     <w:p>
       <w:pPr>
         <w:pStyle w:val="Heading2"/>
       </w:pPr>
       <w:r>
-        <w:t xml:space="preserve">4.5 Consequence for the volume of aquifer material</w:t>
+        <w:t xml:space="preserve">4.5 One surface across the block, and boreholes as data</w:t>
       </w:r>
     </w:p>
     <w:p>
@@ -9023,7 +9521,144 @@
         <w:pStyle w:val="FirstParagraph"/>
       </w:pPr>
       <w:r>
-        <w:t xml:space="preserve">Integrated over the ten north–south lines’ strips (about 45 km²), the inversions give different amounts of aquifer material between the ground and bedrock (Table 6, Fig. 7). With exact inference the sharp contact gives 10% more than the smooth model (1.22 against 1.11 km³). The ensembles gave 27–37% more, but most of that surplus came from contacts trapped too deep under shallow bedrock: the mean thickness on line 30090 falls from 38 m (pooled ensemble) to 29 m (grid). On the six lines EM1DFM covers, the grid lies between the smooth model and EM1DFM. The 10% difference between the smooth and sharp models is still several times any single run’s posterior spread (±1% for the grid).</w:t>
+        <w:rPr>
+          <w:bCs/>
+          <w:b/>
+        </w:rPr>
+        <w:t xml:space="preserve">Across lines.</w:t>
+      </w:r>
+      <w:r>
+        <w:t xml:space="preserve"> </w:t>
+      </w:r>
+      <w:r>
+        <w:t xml:space="preserve">The field has 3,783 links; across 200 m the depth may change by 0.083 decades. Two chains of 300 sweeps took 1.2 min and agree on the median to 0.001 decades at the median sounding. The mean error at the 21 validation holes falls from 3.72 to 3.56 m (3.56 and 3.62 m with the across-line variance halved and doubled). The valley holes do slightly worse (19.0 m). 1-H-97 sits beside a steep valley wall, and its nearest sounding, 91 m away, is on the flank, where the surface rises about 20 m in 300 m (Fig. 7). The field’s intervals are narrower still, holding 10% of the holes.</w:t>
+      </w:r>
+    </w:p>
+    <w:p>
+      <w:pPr>
+        <w:pStyle w:val="BodyText"/>
+      </w:pPr>
+      <w:r>
+        <w:rPr>
+          <w:bCs/>
+          <w:b/>
+        </w:rPr>
+        <w:t xml:space="preserve">Point against footprint.</w:t>
+      </w:r>
+      <w:r>
+        <w:t xml:space="preserve"> </w:t>
+      </w:r>
+      <w:r>
+        <w:t xml:space="preserve">Boreholes less than 100 m apart differ by 0.14 decades (38%) in depth to bedrock, and those 100–200 m apart by 0.23 decades. That is roughly ten times the variance of the EM-scale surface over the same distances. Adding this point-scale variability, measured only from non-validation holes, raises the validation coverage of the field’s 80% intervals from 10% to 57%. Nothing is fitted to the holes being scored. Most of the overconfidence found in sections 4.3 and 4.4 is therefore a mismatch of scale. The rest is genuine model error: 1-H-97 on the valley wall, 1-G-96 (a Chadron contact placed 8 m too high), and the shallowest holes (0.6–1.5 m), which lie below the model’s 1 m floor.</w:t>
+      </w:r>
+    </w:p>
+    <w:p>
+      <w:pPr>
+        <w:pStyle w:val="BodyText"/>
+      </w:pPr>
+      <w:r>
+        <w:rPr>
+          <w:bCs/>
+          <w:b/>
+        </w:rPr>
+        <w:t xml:space="preserve">Boreholes as data.</w:t>
+      </w:r>
+      <w:r>
+        <w:t xml:space="preserve"> </w:t>
+      </w:r>
+      <w:r>
+        <w:t xml:space="preserve">With the point-scale variability as their error, the 15 calibration holes as data give a mean error of 3.53 m at the validation holes, and every other hole as data, leave one out, gives 3.56 m. Coverage is 57% in both designs. A hole 50 m from a sounding measures the footprint surface to about ±35%, while the EM already constrains it to about ±12%, so the holes receive little weight. They would matter where the EM is biased and holes are dense. Here the bias is in the valley, where only three holes reach the floor.</w:t>
+      </w:r>
+    </w:p>
+    <w:p>
+      <w:pPr>
+        <w:pStyle w:val="BodyText"/>
+      </w:pPr>
+      <w:r>
+        <w:rPr>
+          <w:bCs/>
+          <w:b/>
+        </w:rPr>
+        <w:t xml:space="preserve">Toward lithology.</w:t>
+      </w:r>
+      <w:r>
+        <w:t xml:space="preserve"> </w:t>
+      </w:r>
+      <w:r>
+        <w:t xml:space="preserve">Retraining note 04’s histogram model on the grid inversion’s five fill layers (58 holes, 280 layers, one hole left out at a time) gives an accuracy of 0.68, against 0.67 for the 20 ohm·m rule. It recognizes no fine layers. The fill’s resistivity does not separate silt and clay from sand at this resolution, so the chain from depth to lithology adds no information here.</w:t>
+      </w:r>
+    </w:p>
+    <w:p>
+      <w:pPr>
+        <w:pStyle w:val="CaptionedFigure"/>
+      </w:pPr>
+      <w:r>
+        <w:drawing>
+          <wp:inline>
+            <wp:extent cx="5334000" cy="3556000"/>
+            <wp:effectExtent b="0" l="0" r="0" t="0"/>
+            <wp:docPr descr="Fig. 7. Lines 30080 and 30090: each line inverted alone, the 2D field and its 80% interval, and each validation hole predicted from every other hole." title="" id="57" name="Picture"/>
+            <a:graphic>
+              <a:graphicData uri="http://schemas.openxmlformats.org/drawingml/2006/picture">
+                <pic:pic>
+                  <pic:nvPicPr>
+                    <pic:cNvPr descr="../figures/field_lines.png" id="58" name="Picture"/>
+                    <pic:cNvPicPr>
+                      <a:picLocks noChangeArrowheads="1" noChangeAspect="1"/>
+                    </pic:cNvPicPr>
+                  </pic:nvPicPr>
+                  <pic:blipFill>
+                    <a:blip r:embed="rId56"/>
+                    <a:stretch>
+                      <a:fillRect/>
+                    </a:stretch>
+                  </pic:blipFill>
+                  <pic:spPr bwMode="auto">
+                    <a:xfrm>
+                      <a:off x="0" y="0"/>
+                      <a:ext cx="5334000" cy="3556000"/>
+                    </a:xfrm>
+                    <a:prstGeom prst="rect">
+                      <a:avLst/>
+                    </a:prstGeom>
+                    <a:noFill/>
+                    <a:ln w="9525">
+                      <a:noFill/>
+                      <a:headEnd/>
+                      <a:tailEnd/>
+                    </a:ln>
+                  </pic:spPr>
+                </pic:pic>
+              </a:graphicData>
+            </a:graphic>
+          </wp:inline>
+        </w:drawing>
+      </w:r>
+    </w:p>
+    <w:p>
+      <w:pPr>
+        <w:pStyle w:val="ImageCaption"/>
+      </w:pPr>
+      <w:r>
+        <w:t xml:space="preserve">Fig. 7. Lines 30080 and 30090: each line inverted alone, the 2D field and its 80% interval, and each validation hole predicted from every other hole.</w:t>
+      </w:r>
+    </w:p>
+    <w:bookmarkEnd w:id="59"/>
+    <w:bookmarkStart w:id="63" w:name="X74f7f3d57f444088d1b38b6fe5f2e60aaae56b5"/>
+    <w:p>
+      <w:pPr>
+        <w:pStyle w:val="Heading2"/>
+      </w:pPr>
+      <w:r>
+        <w:t xml:space="preserve">4.6 Consequence for the volume of aquifer material</w:t>
+      </w:r>
+    </w:p>
+    <w:p>
+      <w:pPr>
+        <w:pStyle w:val="FirstParagraph"/>
+      </w:pPr>
+      <w:r>
+        <w:t xml:space="preserve">Integrated over the ten north–south lines’ strips (about 45 km²), the inversions give different amounts of aquifer material between the ground and bedrock (Table 6, Fig. 8). With exact inference the sharp contact gives 10% more than the smooth model (1.22 against 1.11 km³). The ensembles gave 27–37% more, but most of that surplus came from contacts trapped too deep under shallow bedrock: the mean thickness on line 30090 falls from 38 m (pooled ensemble) to 29 m (grid). On the six lines EM1DFM covers, the grid lies between the smooth model and EM1DFM. The 10% difference between the smooth and sharp models is still several times any single run’s posterior spread (±1% for the grid).</w:t>
       </w:r>
     </w:p>
     <w:p>
@@ -9167,19 +9802,19 @@
               <w:jc w:val="left"/>
             </w:pPr>
             <w:r>
-              <w:t xml:space="preserve">Ensemble, sharp contact: pooled / single start</w:t>
-            </w:r>
-          </w:p>
-        </w:tc>
-        <w:tc>
-          <w:tcPr/>
-          <w:p>
-            <w:pPr>
-              <w:pStyle w:val="Compact"/>
-              <w:jc w:val="left"/>
-            </w:pPr>
-            <w:r>
-              <w:t xml:space="preserve">1.41 / 1.52</w:t>
+              <w:t xml:space="preserve">2D field (section 4.5): median (80%)</w:t>
+            </w:r>
+          </w:p>
+        </w:tc>
+        <w:tc>
+          <w:tcPr/>
+          <w:p>
+            <w:pPr>
+              <w:pStyle w:val="Compact"/>
+              <w:jc w:val="left"/>
+            </w:pPr>
+            <w:r>
+              <w:t xml:space="preserve">1.25 (1.24–1.26)</w:t>
             </w:r>
           </w:p>
         </w:tc>
@@ -9193,6 +9828,32 @@
               <w:jc w:val="left"/>
             </w:pPr>
             <w:r>
+              <w:t xml:space="preserve">Ensemble, sharp contact: pooled / single start</w:t>
+            </w:r>
+          </w:p>
+        </w:tc>
+        <w:tc>
+          <w:tcPr/>
+          <w:p>
+            <w:pPr>
+              <w:pStyle w:val="Compact"/>
+              <w:jc w:val="left"/>
+            </w:pPr>
+            <w:r>
+              <w:t xml:space="preserve">1.41 / 1.52</w:t>
+            </w:r>
+          </w:p>
+        </w:tc>
+      </w:tr>
+      <w:tr>
+        <w:tc>
+          <w:tcPr/>
+          <w:p>
+            <w:pPr>
+              <w:pStyle w:val="Compact"/>
+              <w:jc w:val="left"/>
+            </w:pPr>
+            <w:r>
               <w:t xml:space="preserve">EM1DFM’s six lines only: smooth / EM1DFM / grid</w:t>
             </w:r>
           </w:p>
@@ -9216,7 +9877,7 @@
         <w:pStyle w:val="BodyText"/>
       </w:pPr>
       <w:r>
-        <w:t xml:space="preserve">The recalibrated range lies above the raw one. Stretching each surface in log depth raises the average thickness, since a multiplicative spread about a median has a mean above it. The range also assumes that the structural error runs coherently along each line. Neither assumption can be checked with 36 boreholes, so the recalibrated volume is an indication, not a calibrated interval.</w:t>
+        <w:t xml:space="preserve">The recalibrated range lies above the raw one. Stretching each surface in log depth raises the average thickness, since a multiplicative spread about a median has a mean above it. The range also assumes that the structural error runs coherently along each line. Neither assumption can be checked with 36 boreholes. Section 4.5 shows that most of the recalibration factor is point-scale roughness, which averages out over an area, so the recalibrated range overstates the uncertainty of a volume.</w:t>
       </w:r>
     </w:p>
     <w:p>
@@ -9228,18 +9889,18 @@
           <wp:inline>
             <wp:extent cx="5334000" cy="2844800"/>
             <wp:effectExtent b="0" l="0" r="0" t="0"/>
-            <wp:docPr descr="Fig. 7. Mean thickness from the ground to bedrock on each line, from the grid, the smooth model and EM1DFM." title="" id="56" name="Picture"/>
+            <wp:docPr descr="Fig. 8. Mean thickness from the ground to bedrock on each line, from the grid, the smooth model and EM1DFM." title="" id="61" name="Picture"/>
             <a:graphic>
               <a:graphicData uri="http://schemas.openxmlformats.org/drawingml/2006/picture">
                 <pic:pic>
                   <pic:nvPicPr>
-                    <pic:cNvPr descr="../figures/aquifer_thickness_profunctor.png" id="57" name="Picture"/>
+                    <pic:cNvPr descr="../figures/aquifer_thickness_profunctor.png" id="62" name="Picture"/>
                     <pic:cNvPicPr>
                       <a:picLocks noChangeArrowheads="1" noChangeAspect="1"/>
                     </pic:cNvPicPr>
                   </pic:nvPicPr>
                   <pic:blipFill>
-                    <a:blip r:embed="rId55"/>
+                    <a:blip r:embed="rId60"/>
                     <a:stretch>
                       <a:fillRect/>
                     </a:stretch>
@@ -9271,17 +9932,17 @@
         <w:pStyle w:val="ImageCaption"/>
       </w:pPr>
       <w:r>
-        <w:t xml:space="preserve">Fig. 7. Mean thickness from the ground to bedrock on each line, from the grid, the smooth model and EM1DFM.</w:t>
-      </w:r>
-    </w:p>
-    <w:bookmarkEnd w:id="58"/>
-    <w:bookmarkStart w:id="59" w:name="sensitivity-to-the-data-error"/>
+        <w:t xml:space="preserve">Fig. 8. Mean thickness from the ground to bedrock on each line, from the grid, the smooth model and EM1DFM.</w:t>
+      </w:r>
+    </w:p>
+    <w:bookmarkEnd w:id="63"/>
+    <w:bookmarkStart w:id="64" w:name="sensitivity-to-the-data-error"/>
     <w:p>
       <w:pPr>
         <w:pStyle w:val="Heading2"/>
       </w:pPr>
       <w:r>
-        <w:t xml:space="preserve">4.6 Sensitivity to the data error</w:t>
+        <w:t xml:space="preserve">4.7 Sensitivity to the data error</w:t>
       </w:r>
     </w:p>
     <w:p>
@@ -9522,14 +10183,14 @@
         <w:t xml:space="preserve">Neither setting is better everywhere: 5% is better on the inverted lines and the logs, and worse on the uninverted lines. Neither finds the valley floor.</w:t>
       </w:r>
     </w:p>
-    <w:bookmarkEnd w:id="59"/>
-    <w:bookmarkStart w:id="60" w:name="a-learned-surrogate-as-a-baseline"/>
+    <w:bookmarkEnd w:id="64"/>
+    <w:bookmarkStart w:id="65" w:name="a-learned-surrogate-as-a-baseline"/>
     <w:p>
       <w:pPr>
         <w:pStyle w:val="Heading2"/>
       </w:pPr>
       <w:r>
-        <w:t xml:space="preserve">4.7 A learned surrogate as a baseline</w:t>
+        <w:t xml:space="preserve">4.8 A learned surrogate as a baseline</w:t>
       </w:r>
     </w:p>
     <w:p>
@@ -9645,14 +10306,14 @@
         <w:t xml:space="preserve">The 80% intervals from the state-space features contained the borehole depth at none of the 12 holes on those lines. They describe how well the inversion was copied, not how well the ground is known. The surrogate’s mean error on the 11 uninverted-line holes of Table 2 (6.8–6.9 m) is lower than the smooth ensemble’s (8.4 m), mostly because of two holes (1-G-96 and 2-G-96) where the ensemble finds conductive ground near the surface and the driller logged silt. What the ensemble adds is intervals that sometimes contain the truth.</w:t>
       </w:r>
     </w:p>
-    <w:bookmarkEnd w:id="60"/>
-    <w:bookmarkStart w:id="61" w:name="cost-against-mcmc"/>
+    <w:bookmarkEnd w:id="65"/>
+    <w:bookmarkStart w:id="66" w:name="cost-against-mcmc"/>
     <w:p>
       <w:pPr>
         <w:pStyle w:val="Heading2"/>
       </w:pPr>
       <w:r>
-        <w:t xml:space="preserve">4.8 Cost against MCMC</w:t>
+        <w:t xml:space="preserve">4.9 Cost against MCMC</w:t>
       </w:r>
     </w:p>
     <w:p>
@@ -9979,9 +10640,9 @@
         <w:t xml:space="preserve">Two changes the author made to the MCMC code in 2012, vectorization of the code base and a burn-in stopped on detection, are measured in Supplement S1. Together they cut the time per sounding by about 32%, which does not change the comparison above.</w:t>
       </w:r>
     </w:p>
-    <w:bookmarkEnd w:id="61"/>
-    <w:bookmarkEnd w:id="62"/>
-    <w:bookmarkStart w:id="63" w:name="discussion"/>
+    <w:bookmarkEnd w:id="66"/>
+    <w:bookmarkEnd w:id="67"/>
+    <w:bookmarkStart w:id="68" w:name="discussion"/>
     <w:p>
       <w:pPr>
         <w:pStyle w:val="Heading1"/>
@@ -10105,7 +10766,7 @@
         <w:t xml:space="preserve"> </w:t>
       </w:r>
       <w:r>
-        <w:t xml:space="preserve">With exact inference, the volume of aquifer material under the survey lines differs by 10% between the smooth and sharp models, while each run’s posterior claims about ±1%. An approximate inference can make the gap look three times larger (section 4.5). Storage and transmissivity scale with saturated thickness, so the same discrepancy carries into any groundwater budget built on one inversion with its stated uncertainty. Propagating the base of the aquifer into a flow model, together with the spatial continuity of the aquifer material (Friedel &amp; Iwashita 2013), needs water levels, hydraulic properties and the river and canal boundaries, which are outside this study. What the results here show is that the structural choice in the inversion, not the posterior spread within one model, dominates the uncertainty such a model would inherit.</w:t>
+        <w:t xml:space="preserve">With exact inference, the volume of aquifer material under the survey lines differs by 10% between the smooth and sharp models, while each run’s posterior claims about ±1%. An approximate inference can make the gap look three times larger (section 4.6). Storage and transmissivity scale with saturated thickness, so the same discrepancy carries into any groundwater budget built on one inversion with its stated uncertainty. Propagating the base of the aquifer into a flow model, together with the spatial continuity of the aquifer material (Friedel &amp; Iwashita 2013), needs water levels, hydraulic properties and the river and canal boundaries, which are outside this study. What the results here show is that the structural choice in the inversion, not the posterior spread within one model, dominates the uncertainty such a model would inherit.</w:t>
       </w:r>
     </w:p>
     <w:p>
@@ -10123,7 +10784,7 @@
         <w:t xml:space="preserve"> </w:t>
       </w:r>
       <w:r>
-        <w:t xml:space="preserve">A posterior describes uncertainty given its model: the parameterization, the one-dimensional earth, and the error model. When the model is close to right, as for the smooth model at shallow-bedrock holes, the intervals are honest (90% coverage). When it is rigid and sometimes wrong, as for the two-unit model where the stratigraphic contact is not the electrical one, they are far too narrow. Exact inference on the grid does not help: its intervals hold 14% of the validation holes. The likelihood cannot detect structural error, because it repeats from sounding to sounding, and the along-line coupling then accumulates false confidence. The split-conformal step used here (Vovk et al. 2005; Angelopoulos &amp; Bates 2023) is a cheap guard. It uses boreholes that are neither in the prior’s validation set nor near enough to be used for validation, and it makes no assumption about why the model is wrong. Its guarantee rests on the calibration and validation holes being exchangeable. They are not quite: calibration holes lie 100–300 m from the nearest sounding, validation holes within 100 m, so the recalibrated intervals should err on the wide side.</w:t>
+        <w:t xml:space="preserve">A posterior describes uncertainty given its model: the parameterization, the one-dimensional earth, and the error model. When the model is close to right, as for the smooth model at shallow-bedrock holes, the intervals are honest (90% coverage). When it is rigid and sometimes wrong, as for the two-unit model where the stratigraphic contact is not the electrical one, they are far too narrow. Exact inference on the grid does not help: its intervals hold 14% of the validation holes. Much of the gap, though, is not an error of the EM model at all. A borehole samples a point, while the EM interval describes an average over about 100 m. Borehole pairs show the surface to be roughly ten times rougher at point scale than at footprint scale, and that variability, measured without the validation holes, accounts for most of the gap (10% → 57% coverage). The remainder is model error, which the likelihood cannot detect because it repeats from sounding to sounding. The split-conformal step used here (Vovk et al. 2005; Angelopoulos &amp; Bates 2023) is a cheap guard. It uses boreholes that are neither in the prior’s validation set nor near enough to be used for validation, and it makes no assumption about why the model is wrong. Its guarantee rests on the calibration and validation holes being exchangeable. They are not quite: calibration holes lie 100–300 m from the nearest sounding, validation holes within 100 m, so the recalibrated intervals should err on the wide side.</w:t>
       </w:r>
     </w:p>
     <w:p>
@@ -10177,6 +10838,12 @@
         <w:t xml:space="preserve"> </w:t>
       </w:r>
       <w:r>
+        <w:t xml:space="preserve">- Resistivity does not separate fine from coarse fill at this resolution (section 4.5), so hydraulic properties need other data, such as aquifer tests.</w:t>
+      </w:r>
+      <w:r>
+        <w:t xml:space="preserve"> </w:t>
+      </w:r>
+      <w:r>
         <w:t xml:space="preserve">- The earth is assumed one-dimensional at each sounding. The buried valley is a two- or three-dimensional feature, and its walls may bias a 1D depth.</w:t>
       </w:r>
       <w:r>
@@ -10198,8 +10865,8 @@
         <w:t xml:space="preserve">- Validation rests on 21 holes, only two of them in the buried valley, and the depth prior comes from test holes that cluster where bedrock is shallow.</w:t>
       </w:r>
     </w:p>
-    <w:bookmarkEnd w:id="63"/>
-    <w:bookmarkStart w:id="64" w:name="conclusions"/>
+    <w:bookmarkEnd w:id="68"/>
+    <w:bookmarkStart w:id="69" w:name="conclusions"/>
     <w:p>
       <w:pPr>
         <w:pStyle w:val="Heading1"/>
@@ -10309,13 +10976,13 @@
           <w:bCs/>
           <w:b/>
         </w:rPr>
-        <w:t xml:space="preserve">Exact inference does not make intervals honest.</w:t>
-      </w:r>
-      <w:r>
-        <w:t xml:space="preserve"> </w:t>
-      </w:r>
-      <w:r>
-        <w:t xml:space="preserve">With one or three ensemble starts or the exact grid, the 80% intervals hold 10–29% of borehole depths, because the model, not the inference, is wrong. A split-conformal factor from boreholes the validation never uses (k ≈ 4) restores coverage to 76%.</w:t>
+        <w:t xml:space="preserve">Exact inference does not make intervals honest, and most of the gap is a matter of scale.</w:t>
+      </w:r>
+      <w:r>
+        <w:t xml:space="preserve"> </w:t>
+      </w:r>
+      <w:r>
+        <w:t xml:space="preserve">The sharp-contact methods’ 80% intervals hold 10–29% of borehole depths. Bedrock depth varies by about ±35% between holes 50 m apart, which the EM’s footprint averages away. Adding that variability, measured from borehole pairs alone, brings coverage to 57%. A split-conformal factor (k ≈ 4) brings it to 76%, but it lumps scale and model error together.</w:t>
       </w:r>
     </w:p>
     <w:p>
@@ -10331,13 +10998,13 @@
           <w:bCs/>
           <w:b/>
         </w:rPr>
-        <w:t xml:space="preserve">The choice of inversion changes the volume of aquifer material by 10%</w:t>
-      </w:r>
-      <w:r>
-        <w:t xml:space="preserve"> </w:t>
-      </w:r>
-      <w:r>
-        <w:t xml:space="preserve">with exact inference, several times any single run’s stated uncertainty. An approximate inference made the gap look three times larger.</w:t>
+        <w:t xml:space="preserve">Composing lines into one field, and boreholes as data, change little here.</w:t>
+      </w:r>
+      <w:r>
+        <w:t xml:space="preserve"> </w:t>
+      </w:r>
+      <w:r>
+        <w:t xml:space="preserve">Line-block Gibbs sampling gives an exact sampler of the 2D model in about a minute, and the error falls slightly (3.7 to 3.6 m). Boreholes add almost nothing, because one hole is a noisy measurement of the surface the EM already constrains.</w:t>
       </w:r>
     </w:p>
     <w:p>
@@ -10353,6 +11020,28 @@
           <w:bCs/>
           <w:b/>
         </w:rPr>
+        <w:t xml:space="preserve">The choice of inversion changes the volume of aquifer material by 10%</w:t>
+      </w:r>
+      <w:r>
+        <w:t xml:space="preserve"> </w:t>
+      </w:r>
+      <w:r>
+        <w:t xml:space="preserve">with exact inference, several times any single run’s stated uncertainty. An approximate inference made the gap look three times larger.</w:t>
+      </w:r>
+    </w:p>
+    <w:p>
+      <w:pPr>
+        <w:numPr>
+          <w:ilvl w:val="0"/>
+          <w:numId w:val="1002"/>
+        </w:numPr>
+        <w:pStyle w:val="Compact"/>
+      </w:pPr>
+      <w:r>
+        <w:rPr>
+          <w:bCs/>
+          <w:b/>
+        </w:rPr>
         <w:t xml:space="preserve">For this survey,</w:t>
       </w:r>
       <w:r>
@@ -10362,8 +11051,8 @@
         <w:t xml:space="preserve">the coaxial channels read about 12% high and the 8,171 Hz in-phase about 10% low. Two independent inversions agree on this, and it should be corrected before further quantitative use.</w:t>
       </w:r>
     </w:p>
-    <w:bookmarkEnd w:id="64"/>
-    <w:bookmarkStart w:id="65" w:name="data-and-code-availability"/>
+    <w:bookmarkEnd w:id="69"/>
+    <w:bookmarkStart w:id="70" w:name="data-and-code-availability"/>
     <w:p>
       <w:pPr>
         <w:pStyle w:val="Heading1"/>
@@ -10392,8 +11081,8 @@
         <w:t xml:space="preserve">. [Data-sharing terms for the survey and borehole data to be confirmed.]</w:t>
       </w:r>
     </w:p>
-    <w:bookmarkEnd w:id="65"/>
-    <w:bookmarkStart w:id="66" w:name="acknowledgements"/>
+    <w:bookmarkEnd w:id="70"/>
+    <w:bookmarkStart w:id="71" w:name="acknowledgements"/>
     <w:p>
       <w:pPr>
         <w:pStyle w:val="Heading1"/>
@@ -10410,8 +11099,8 @@
         <w:t xml:space="preserve">The author thanks Michael J. Friedel for the collaboration that framed this problem (Friedel et al. 2015), and Burke J. Minsley for the trans-dimensional MCMC code and system configuration used here as the benchmark (Minsley 2011). The survey was flown for the North Platte Natural Resources District; borehole records are from the Conservation and Survey Division, University of Nebraska–Lincoln.</w:t>
       </w:r>
     </w:p>
-    <w:bookmarkEnd w:id="66"/>
-    <w:bookmarkStart w:id="67" w:name="use-of-ai-tools"/>
+    <w:bookmarkEnd w:id="71"/>
+    <w:bookmarkStart w:id="72" w:name="use-of-ai-tools"/>
     <w:p>
       <w:pPr>
         <w:pStyle w:val="Heading1"/>
@@ -10428,8 +11117,8 @@
         <w:t xml:space="preserve">The analysis code (database, forward model, ensemble inversion, benchmarks) and a first draft of this manuscript were produced with Claude (Anthropic), an AI system, working under the author’s direction. The author designed the study, set its scientific direction and validation criteria, supplied the domain knowledge and code history, and reviewed and takes responsibility for the content. AI tools do not meet authorship criteria and are not listed as authors. [Edit to match the target journal’s policy.]</w:t>
       </w:r>
     </w:p>
-    <w:bookmarkEnd w:id="67"/>
-    <w:bookmarkStart w:id="68" w:name="X60de8be5bb8a27b94ec7c612cf27841c531475c"/>
+    <w:bookmarkEnd w:id="72"/>
+    <w:bookmarkStart w:id="73" w:name="X60de8be5bb8a27b94ec7c612cf27841c531475c"/>
     <w:p>
       <w:pPr>
         <w:pStyle w:val="Heading1"/>
@@ -10525,8 +11214,8 @@
         <w:t xml:space="preserve">Together, the changes cut the time per sounding by about 32%. The 2012 version also preallocated the chain once, where an earlier version grew it by one model per iteration. In Octave the two run equally fast, so the benefit of preallocation, which in MATLAB of that time could be large, could not be measured here.</w:t>
       </w:r>
     </w:p>
-    <w:bookmarkEnd w:id="68"/>
-    <w:bookmarkStart w:id="69" w:name="references"/>
+    <w:bookmarkEnd w:id="73"/>
+    <w:bookmarkStart w:id="74" w:name="references"/>
     <w:p>
       <w:pPr>
         <w:pStyle w:val="Heading1"/>
@@ -10839,7 +11528,7 @@
         <w:t xml:space="preserve">Ward SH, Hohmann GW (1988) Electromagnetic theory for geophysical applications. In: Nabighian MN (ed) Electromagnetic methods in applied geophysics, vol 1. Society of Exploration Geophysicists, Tulsa, pp 131–311.</w:t>
       </w:r>
     </w:p>
-    <w:bookmarkEnd w:id="69"/>
+    <w:bookmarkEnd w:id="74"/>
     <w:sectPr/>
   </w:body>
 </w:document>
